--- a/7-技术管理/运行记录类文件/ZGS-07-04-2026年度运维服务技术研发规划.docx
+++ b/7-技术管理/运行记录类文件/ZGS-07-04-2026年度运维服务技术研发规划.docx
@@ -21,7 +21,7 @@
         <w:spacing w:before="3120" w:beforeLines="1000"/>
         <w:textAlignment w:val="baseline"/>
       </w:pPr>
-      <w:bookmarkStart w:id="0" w:name="_Toc529"/>
+      <w:bookmarkStart w:id="0" w:name="_Toc29264"/>
       <w:r>
         <w:drawing>
           <wp:anchor distT="0" distB="0" distL="114300" distR="114300" simplePos="0" relativeHeight="251660288" behindDoc="1" locked="0" layoutInCell="1" allowOverlap="1">
@@ -49,7 +49,7 @@
                     </pic:cNvPicPr>
                   </pic:nvPicPr>
                   <pic:blipFill>
-                    <a:blip r:embed="rId7"/>
+                    <a:blip r:embed="rId12"/>
                     <a:stretch>
                       <a:fillRect/>
                     </a:stretch>
@@ -104,7 +104,7 @@
                     </pic:cNvPicPr>
                   </pic:nvPicPr>
                   <pic:blipFill>
-                    <a:blip r:embed="rId8">
+                    <a:blip r:embed="rId13">
                       <a:alphaModFix amt="58000"/>
                       <a:lum contrast="-52000"/>
                     </a:blip>
@@ -159,7 +159,7 @@
           <w:lang w:val="en-US" w:eastAsia="zh-CN"/>
         </w:rPr>
       </w:pPr>
-      <w:bookmarkStart w:id="1" w:name="_Toc12753"/>
+      <w:bookmarkStart w:id="1" w:name="_Toc26254"/>
       <w:r>
         <w:rPr>
           <w:rFonts w:hint="eastAsia"/>
@@ -205,59 +205,6 @@
           <w:szCs w:val="24"/>
         </w:rPr>
         <w:t>文件编号：ZGS-07-04</w:t>
-      </w:r>
-      <w:r>
-        <w:rPr>
-          <w:rFonts w:hint="eastAsia" w:ascii="宋体" w:hAnsi="宋体" w:eastAsia="宋体" w:cs="宋体"/>
-          <w:b/>
-          <w:bCs/>
-          <w:spacing w:val="-3"/>
-          <w:sz w:val="24"/>
-          <w:szCs w:val="24"/>
-          <w:lang w:val="en-US" w:eastAsia="zh-CN"/>
-        </w:rPr>
-      </w:r>
-      <w:r>
-        <w:rPr>
-          <w:rFonts w:ascii="宋体" w:hAnsi="宋体" w:eastAsia="宋体" w:cs="宋体"/>
-          <w:b/>
-          <w:bCs/>
-          <w:spacing w:val="-3"/>
-          <w:sz w:val="24"/>
-          <w:szCs w:val="24"/>
-        </w:rPr>
-      </w:r>
-      <w:r>
-        <w:rPr>
-          <w:rFonts w:hint="eastAsia" w:ascii="宋体" w:hAnsi="宋体" w:cs="宋体"/>
-          <w:b/>
-          <w:bCs/>
-          <w:spacing w:val="-3"/>
-          <w:sz w:val="24"/>
-          <w:szCs w:val="24"/>
-          <w:lang w:val="en-US" w:eastAsia="zh-CN"/>
-        </w:rPr>
-      </w:r>
-      <w:r>
-        <w:rPr>
-          <w:rFonts w:ascii="宋体" w:hAnsi="宋体" w:eastAsia="宋体" w:cs="宋体"/>
-          <w:b/>
-          <w:bCs/>
-          <w:spacing w:val="-3"/>
-          <w:sz w:val="24"/>
-          <w:szCs w:val="24"/>
-        </w:rPr>
-      </w:r>
-      <w:r>
-        <w:rPr>
-          <w:rFonts w:hint="eastAsia" w:ascii="宋体" w:hAnsi="宋体" w:cs="宋体"/>
-          <w:b/>
-          <w:bCs/>
-          <w:spacing w:val="-3"/>
-          <w:sz w:val="24"/>
-          <w:szCs w:val="24"/>
-          <w:lang w:val="en-US" w:eastAsia="zh-CN"/>
-        </w:rPr>
       </w:r>
     </w:p>
     <w:tbl>
@@ -562,17 +509,7 @@
                 <w:vertAlign w:val="baseline"/>
                 <w:lang w:val="en-US" w:eastAsia="zh-CN"/>
               </w:rPr>
-              <w:t>审核</w:t>
-            </w:r>
-            <w:bookmarkStart w:id="23" w:name="_GoBack"/>
-            <w:bookmarkEnd w:id="23"/>
-            <w:r>
-              <w:rPr>
-                <w:rFonts w:hint="eastAsia"/>
-                <w:vertAlign w:val="baseline"/>
-                <w:lang w:val="en-US" w:eastAsia="zh-CN"/>
-              </w:rPr>
-              <w:t>时间</w:t>
+              <w:t>审核时间</w:t>
             </w:r>
             <w:r>
               <w:rPr>
@@ -652,31 +589,6 @@
                 <w:lang w:val="en-US" w:eastAsia="zh-CN"/>
               </w:rPr>
               <w:t>批准人:刘霞</w:t>
-            </w:r>
-            <w:r>
-              <w:rPr>
-                <w:rFonts w:hint="eastAsia"/>
-                <w:spacing w:val="1"/>
-                <w:kern w:val="0"/>
-                <w:vertAlign w:val="baseline"/>
-                <w:lang w:val="en-US" w:eastAsia="zh-CN"/>
-              </w:rPr>
-            </w:r>
-            <w:r>
-              <w:rPr>
-                <w:rFonts w:hint="eastAsia" w:asciiTheme="minorAscii" w:hAnsiTheme="minorAscii" w:eastAsiaTheme="minorEastAsia"/>
-                <w:spacing w:val="227"/>
-                <w:sz w:val="21"/>
-                <w:vertAlign w:val="baseline"/>
-                <w:lang w:val="en-US" w:eastAsia="zh-CN"/>
-              </w:rPr>
-            </w:r>
-            <w:r>
-              <w:rPr>
-                <w:rFonts w:hint="eastAsia"/>
-                <w:u w:val="single"/>
-                <w:lang w:val="en-US" w:eastAsia="zh-CN"/>
-              </w:rPr>
             </w:r>
           </w:p>
         </w:tc>
@@ -1684,23 +1596,9 @@
         <w:p>
           <w:pPr>
             <w:pStyle w:val="16"/>
-            <w:keepNext w:val="0"/>
-            <w:keepLines w:val="0"/>
-            <w:pageBreakBefore w:val="0"/>
-            <w:widowControl w:val="0"/>
             <w:tabs>
               <w:tab w:val="right" w:leader="dot" w:pos="8306"/>
             </w:tabs>
-            <w:kinsoku w:val="0"/>
-            <w:wordWrap/>
-            <w:overflowPunct/>
-            <w:topLinePunct w:val="0"/>
-            <w:autoSpaceDE w:val="0"/>
-            <w:autoSpaceDN w:val="0"/>
-            <w:bidi w:val="0"/>
-            <w:adjustRightInd w:val="0"/>
-            <w:snapToGrid w:val="0"/>
-            <w:textAlignment w:val="baseline"/>
           </w:pPr>
           <w:r>
             <w:rPr>
@@ -1738,7 +1636,7 @@
               <w:rFonts w:hint="eastAsia" w:ascii="宋体" w:hAnsi="宋体" w:eastAsia="宋体" w:cs="宋体"/>
               <w:szCs w:val="24"/>
             </w:rPr>
-            <w:instrText xml:space="preserve"> HYPERLINK \l _Toc529 </w:instrText>
+            <w:instrText xml:space="preserve"> HYPERLINK \l _Toc29264 </w:instrText>
           </w:r>
           <w:r>
             <w:rPr>
@@ -1761,7 +1659,7 @@
             <w:fldChar w:fldCharType="begin"/>
           </w:r>
           <w:r>
-            <w:instrText xml:space="preserve"> PAGEREF _Toc529 \h </w:instrText>
+            <w:instrText xml:space="preserve"> PAGEREF _Toc29264 \h </w:instrText>
           </w:r>
           <w:r>
             <w:fldChar w:fldCharType="separate"/>
@@ -1783,23 +1681,9 @@
         <w:p>
           <w:pPr>
             <w:pStyle w:val="16"/>
-            <w:keepNext w:val="0"/>
-            <w:keepLines w:val="0"/>
-            <w:pageBreakBefore w:val="0"/>
-            <w:widowControl w:val="0"/>
             <w:tabs>
               <w:tab w:val="right" w:leader="dot" w:pos="8306"/>
             </w:tabs>
-            <w:kinsoku w:val="0"/>
-            <w:wordWrap/>
-            <w:overflowPunct/>
-            <w:topLinePunct w:val="0"/>
-            <w:autoSpaceDE w:val="0"/>
-            <w:autoSpaceDN w:val="0"/>
-            <w:bidi w:val="0"/>
-            <w:adjustRightInd w:val="0"/>
-            <w:snapToGrid w:val="0"/>
-            <w:textAlignment w:val="baseline"/>
           </w:pPr>
           <w:r>
             <w:rPr>
@@ -1813,7 +1697,7 @@
               <w:rFonts w:hint="eastAsia" w:ascii="宋体" w:hAnsi="宋体" w:eastAsia="宋体" w:cs="宋体"/>
               <w:szCs w:val="24"/>
             </w:rPr>
-            <w:instrText xml:space="preserve"> HYPERLINK \l _Toc12753 </w:instrText>
+            <w:instrText xml:space="preserve"> HYPERLINK \l _Toc26254 </w:instrText>
           </w:r>
           <w:r>
             <w:rPr>
@@ -1836,7 +1720,7 @@
             <w:fldChar w:fldCharType="begin"/>
           </w:r>
           <w:r>
-            <w:instrText xml:space="preserve"> PAGEREF _Toc12753 \h </w:instrText>
+            <w:instrText xml:space="preserve"> PAGEREF _Toc26254 \h </w:instrText>
           </w:r>
           <w:r>
             <w:fldChar w:fldCharType="separate"/>
@@ -1858,23 +1742,9 @@
         <w:p>
           <w:pPr>
             <w:pStyle w:val="16"/>
-            <w:keepNext w:val="0"/>
-            <w:keepLines w:val="0"/>
-            <w:pageBreakBefore w:val="0"/>
-            <w:widowControl w:val="0"/>
             <w:tabs>
               <w:tab w:val="right" w:leader="dot" w:pos="8306"/>
             </w:tabs>
-            <w:kinsoku w:val="0"/>
-            <w:wordWrap/>
-            <w:overflowPunct/>
-            <w:topLinePunct w:val="0"/>
-            <w:autoSpaceDE w:val="0"/>
-            <w:autoSpaceDN w:val="0"/>
-            <w:bidi w:val="0"/>
-            <w:adjustRightInd w:val="0"/>
-            <w:snapToGrid w:val="0"/>
-            <w:textAlignment w:val="baseline"/>
           </w:pPr>
           <w:r>
             <w:rPr>
@@ -1888,7 +1758,7 @@
               <w:rFonts w:hint="eastAsia" w:ascii="宋体" w:hAnsi="宋体" w:eastAsia="宋体" w:cs="宋体"/>
               <w:szCs w:val="24"/>
             </w:rPr>
-            <w:instrText xml:space="preserve"> HYPERLINK \l _Toc29612 </w:instrText>
+            <w:instrText xml:space="preserve"> HYPERLINK \l _Toc11528 </w:instrText>
           </w:r>
           <w:r>
             <w:rPr>
@@ -1911,7 +1781,7 @@
             <w:fldChar w:fldCharType="begin"/>
           </w:r>
           <w:r>
-            <w:instrText xml:space="preserve"> PAGEREF _Toc29612 \h </w:instrText>
+            <w:instrText xml:space="preserve"> PAGEREF _Toc11528 \h </w:instrText>
           </w:r>
           <w:r>
             <w:fldChar w:fldCharType="separate"/>
@@ -1933,23 +1803,9 @@
         <w:p>
           <w:pPr>
             <w:pStyle w:val="16"/>
-            <w:keepNext w:val="0"/>
-            <w:keepLines w:val="0"/>
-            <w:pageBreakBefore w:val="0"/>
-            <w:widowControl w:val="0"/>
             <w:tabs>
               <w:tab w:val="right" w:leader="dot" w:pos="8306"/>
             </w:tabs>
-            <w:kinsoku w:val="0"/>
-            <w:wordWrap/>
-            <w:overflowPunct/>
-            <w:topLinePunct w:val="0"/>
-            <w:autoSpaceDE w:val="0"/>
-            <w:autoSpaceDN w:val="0"/>
-            <w:bidi w:val="0"/>
-            <w:adjustRightInd w:val="0"/>
-            <w:snapToGrid w:val="0"/>
-            <w:textAlignment w:val="baseline"/>
           </w:pPr>
           <w:r>
             <w:rPr>
@@ -1963,7 +1819,7 @@
               <w:rFonts w:hint="eastAsia" w:ascii="宋体" w:hAnsi="宋体" w:eastAsia="宋体" w:cs="宋体"/>
               <w:szCs w:val="24"/>
             </w:rPr>
-            <w:instrText xml:space="preserve"> HYPERLINK \l _Toc23668 </w:instrText>
+            <w:instrText xml:space="preserve"> HYPERLINK \l _Toc29099 </w:instrText>
           </w:r>
           <w:r>
             <w:rPr>
@@ -1986,7 +1842,7 @@
             <w:fldChar w:fldCharType="begin"/>
           </w:r>
           <w:r>
-            <w:instrText xml:space="preserve"> PAGEREF _Toc23668 \h </w:instrText>
+            <w:instrText xml:space="preserve"> PAGEREF _Toc29099 \h </w:instrText>
           </w:r>
           <w:r>
             <w:fldChar w:fldCharType="separate"/>
@@ -2008,23 +1864,9 @@
         <w:p>
           <w:pPr>
             <w:pStyle w:val="16"/>
-            <w:keepNext w:val="0"/>
-            <w:keepLines w:val="0"/>
-            <w:pageBreakBefore w:val="0"/>
-            <w:widowControl w:val="0"/>
             <w:tabs>
               <w:tab w:val="right" w:leader="dot" w:pos="8306"/>
             </w:tabs>
-            <w:kinsoku w:val="0"/>
-            <w:wordWrap/>
-            <w:overflowPunct/>
-            <w:topLinePunct w:val="0"/>
-            <w:autoSpaceDE w:val="0"/>
-            <w:autoSpaceDN w:val="0"/>
-            <w:bidi w:val="0"/>
-            <w:adjustRightInd w:val="0"/>
-            <w:snapToGrid w:val="0"/>
-            <w:textAlignment w:val="baseline"/>
           </w:pPr>
           <w:r>
             <w:rPr>
@@ -2038,7 +1880,7 @@
               <w:rFonts w:hint="eastAsia" w:ascii="宋体" w:hAnsi="宋体" w:eastAsia="宋体" w:cs="宋体"/>
               <w:szCs w:val="24"/>
             </w:rPr>
-            <w:instrText xml:space="preserve"> HYPERLINK \l _Toc29183 </w:instrText>
+            <w:instrText xml:space="preserve"> HYPERLINK \l _Toc5757 </w:instrText>
           </w:r>
           <w:r>
             <w:rPr>
@@ -2061,7 +1903,7 @@
             <w:fldChar w:fldCharType="begin"/>
           </w:r>
           <w:r>
-            <w:instrText xml:space="preserve"> PAGEREF _Toc29183 \h </w:instrText>
+            <w:instrText xml:space="preserve"> PAGEREF _Toc5757 \h </w:instrText>
           </w:r>
           <w:r>
             <w:fldChar w:fldCharType="separate"/>
@@ -2083,23 +1925,9 @@
         <w:p>
           <w:pPr>
             <w:pStyle w:val="17"/>
-            <w:keepNext w:val="0"/>
-            <w:keepLines w:val="0"/>
-            <w:pageBreakBefore w:val="0"/>
-            <w:widowControl w:val="0"/>
             <w:tabs>
               <w:tab w:val="right" w:leader="dot" w:pos="8306"/>
             </w:tabs>
-            <w:kinsoku w:val="0"/>
-            <w:wordWrap/>
-            <w:overflowPunct/>
-            <w:topLinePunct w:val="0"/>
-            <w:autoSpaceDE w:val="0"/>
-            <w:autoSpaceDN w:val="0"/>
-            <w:bidi w:val="0"/>
-            <w:adjustRightInd w:val="0"/>
-            <w:snapToGrid w:val="0"/>
-            <w:textAlignment w:val="baseline"/>
           </w:pPr>
           <w:r>
             <w:rPr>
@@ -2113,7 +1941,7 @@
               <w:rFonts w:hint="eastAsia" w:ascii="宋体" w:hAnsi="宋体" w:eastAsia="宋体" w:cs="宋体"/>
               <w:szCs w:val="24"/>
             </w:rPr>
-            <w:instrText xml:space="preserve"> HYPERLINK \l _Toc28903 </w:instrText>
+            <w:instrText xml:space="preserve"> HYPERLINK \l _Toc24327 </w:instrText>
           </w:r>
           <w:r>
             <w:rPr>
@@ -2136,7 +1964,7 @@
             <w:fldChar w:fldCharType="begin"/>
           </w:r>
           <w:r>
-            <w:instrText xml:space="preserve"> PAGEREF _Toc28903 \h </w:instrText>
+            <w:instrText xml:space="preserve"> PAGEREF _Toc24327 \h </w:instrText>
           </w:r>
           <w:r>
             <w:fldChar w:fldCharType="separate"/>
@@ -2158,23 +1986,9 @@
         <w:p>
           <w:pPr>
             <w:pStyle w:val="17"/>
-            <w:keepNext w:val="0"/>
-            <w:keepLines w:val="0"/>
-            <w:pageBreakBefore w:val="0"/>
-            <w:widowControl w:val="0"/>
             <w:tabs>
               <w:tab w:val="right" w:leader="dot" w:pos="8306"/>
             </w:tabs>
-            <w:kinsoku w:val="0"/>
-            <w:wordWrap/>
-            <w:overflowPunct/>
-            <w:topLinePunct w:val="0"/>
-            <w:autoSpaceDE w:val="0"/>
-            <w:autoSpaceDN w:val="0"/>
-            <w:bidi w:val="0"/>
-            <w:adjustRightInd w:val="0"/>
-            <w:snapToGrid w:val="0"/>
-            <w:textAlignment w:val="baseline"/>
           </w:pPr>
           <w:r>
             <w:rPr>
@@ -2188,7 +2002,7 @@
               <w:rFonts w:hint="eastAsia" w:ascii="宋体" w:hAnsi="宋体" w:eastAsia="宋体" w:cs="宋体"/>
               <w:szCs w:val="24"/>
             </w:rPr>
-            <w:instrText xml:space="preserve"> HYPERLINK \l _Toc26625 </w:instrText>
+            <w:instrText xml:space="preserve"> HYPERLINK \l _Toc29397 </w:instrText>
           </w:r>
           <w:r>
             <w:rPr>
@@ -2211,7 +2025,7 @@
             <w:fldChar w:fldCharType="begin"/>
           </w:r>
           <w:r>
-            <w:instrText xml:space="preserve"> PAGEREF _Toc26625 \h </w:instrText>
+            <w:instrText xml:space="preserve"> PAGEREF _Toc29397 \h </w:instrText>
           </w:r>
           <w:r>
             <w:fldChar w:fldCharType="separate"/>
@@ -2233,23 +2047,9 @@
         <w:p>
           <w:pPr>
             <w:pStyle w:val="16"/>
-            <w:keepNext w:val="0"/>
-            <w:keepLines w:val="0"/>
-            <w:pageBreakBefore w:val="0"/>
-            <w:widowControl w:val="0"/>
             <w:tabs>
               <w:tab w:val="right" w:leader="dot" w:pos="8306"/>
             </w:tabs>
-            <w:kinsoku w:val="0"/>
-            <w:wordWrap/>
-            <w:overflowPunct/>
-            <w:topLinePunct w:val="0"/>
-            <w:autoSpaceDE w:val="0"/>
-            <w:autoSpaceDN w:val="0"/>
-            <w:bidi w:val="0"/>
-            <w:adjustRightInd w:val="0"/>
-            <w:snapToGrid w:val="0"/>
-            <w:textAlignment w:val="baseline"/>
           </w:pPr>
           <w:r>
             <w:rPr>
@@ -2263,7 +2063,7 @@
               <w:rFonts w:hint="eastAsia" w:ascii="宋体" w:hAnsi="宋体" w:eastAsia="宋体" w:cs="宋体"/>
               <w:szCs w:val="24"/>
             </w:rPr>
-            <w:instrText xml:space="preserve"> HYPERLINK \l _Toc20460 </w:instrText>
+            <w:instrText xml:space="preserve"> HYPERLINK \l _Toc30685 </w:instrText>
           </w:r>
           <w:r>
             <w:rPr>
@@ -2286,7 +2086,7 @@
             <w:fldChar w:fldCharType="begin"/>
           </w:r>
           <w:r>
-            <w:instrText xml:space="preserve"> PAGEREF _Toc20460 \h </w:instrText>
+            <w:instrText xml:space="preserve"> PAGEREF _Toc30685 \h </w:instrText>
           </w:r>
           <w:r>
             <w:fldChar w:fldCharType="separate"/>
@@ -2308,23 +2108,9 @@
         <w:p>
           <w:pPr>
             <w:pStyle w:val="16"/>
-            <w:keepNext w:val="0"/>
-            <w:keepLines w:val="0"/>
-            <w:pageBreakBefore w:val="0"/>
-            <w:widowControl w:val="0"/>
             <w:tabs>
               <w:tab w:val="right" w:leader="dot" w:pos="8306"/>
             </w:tabs>
-            <w:kinsoku w:val="0"/>
-            <w:wordWrap/>
-            <w:overflowPunct/>
-            <w:topLinePunct w:val="0"/>
-            <w:autoSpaceDE w:val="0"/>
-            <w:autoSpaceDN w:val="0"/>
-            <w:bidi w:val="0"/>
-            <w:adjustRightInd w:val="0"/>
-            <w:snapToGrid w:val="0"/>
-            <w:textAlignment w:val="baseline"/>
           </w:pPr>
           <w:r>
             <w:rPr>
@@ -2338,7 +2124,7 @@
               <w:rFonts w:hint="eastAsia" w:ascii="宋体" w:hAnsi="宋体" w:eastAsia="宋体" w:cs="宋体"/>
               <w:szCs w:val="24"/>
             </w:rPr>
-            <w:instrText xml:space="preserve"> HYPERLINK \l _Toc30323 </w:instrText>
+            <w:instrText xml:space="preserve"> HYPERLINK \l _Toc19810 </w:instrText>
           </w:r>
           <w:r>
             <w:rPr>
@@ -2361,7 +2147,7 @@
             <w:fldChar w:fldCharType="begin"/>
           </w:r>
           <w:r>
-            <w:instrText xml:space="preserve"> PAGEREF _Toc30323 \h </w:instrText>
+            <w:instrText xml:space="preserve"> PAGEREF _Toc19810 \h </w:instrText>
           </w:r>
           <w:r>
             <w:fldChar w:fldCharType="separate"/>
@@ -2383,23 +2169,9 @@
         <w:p>
           <w:pPr>
             <w:pStyle w:val="17"/>
-            <w:keepNext w:val="0"/>
-            <w:keepLines w:val="0"/>
-            <w:pageBreakBefore w:val="0"/>
-            <w:widowControl w:val="0"/>
             <w:tabs>
               <w:tab w:val="right" w:leader="dot" w:pos="8306"/>
             </w:tabs>
-            <w:kinsoku w:val="0"/>
-            <w:wordWrap/>
-            <w:overflowPunct/>
-            <w:topLinePunct w:val="0"/>
-            <w:autoSpaceDE w:val="0"/>
-            <w:autoSpaceDN w:val="0"/>
-            <w:bidi w:val="0"/>
-            <w:adjustRightInd w:val="0"/>
-            <w:snapToGrid w:val="0"/>
-            <w:textAlignment w:val="baseline"/>
           </w:pPr>
           <w:r>
             <w:rPr>
@@ -2413,7 +2185,7 @@
               <w:rFonts w:hint="eastAsia" w:ascii="宋体" w:hAnsi="宋体" w:eastAsia="宋体" w:cs="宋体"/>
               <w:szCs w:val="24"/>
             </w:rPr>
-            <w:instrText xml:space="preserve"> HYPERLINK \l _Toc22077 </w:instrText>
+            <w:instrText xml:space="preserve"> HYPERLINK \l _Toc27944 </w:instrText>
           </w:r>
           <w:r>
             <w:rPr>
@@ -2436,7 +2208,7 @@
             <w:fldChar w:fldCharType="begin"/>
           </w:r>
           <w:r>
-            <w:instrText xml:space="preserve"> PAGEREF _Toc22077 \h </w:instrText>
+            <w:instrText xml:space="preserve"> PAGEREF _Toc27944 \h </w:instrText>
           </w:r>
           <w:r>
             <w:fldChar w:fldCharType="separate"/>
@@ -2458,23 +2230,9 @@
         <w:p>
           <w:pPr>
             <w:pStyle w:val="13"/>
-            <w:keepNext w:val="0"/>
-            <w:keepLines w:val="0"/>
-            <w:pageBreakBefore w:val="0"/>
-            <w:widowControl w:val="0"/>
             <w:tabs>
               <w:tab w:val="right" w:leader="dot" w:pos="8306"/>
             </w:tabs>
-            <w:kinsoku w:val="0"/>
-            <w:wordWrap/>
-            <w:overflowPunct/>
-            <w:topLinePunct w:val="0"/>
-            <w:autoSpaceDE w:val="0"/>
-            <w:autoSpaceDN w:val="0"/>
-            <w:bidi w:val="0"/>
-            <w:adjustRightInd w:val="0"/>
-            <w:snapToGrid w:val="0"/>
-            <w:textAlignment w:val="baseline"/>
           </w:pPr>
           <w:r>
             <w:rPr>
@@ -2488,7 +2246,7 @@
               <w:rFonts w:hint="eastAsia" w:ascii="宋体" w:hAnsi="宋体" w:eastAsia="宋体" w:cs="宋体"/>
               <w:szCs w:val="24"/>
             </w:rPr>
-            <w:instrText xml:space="preserve"> HYPERLINK \l _Toc12850 </w:instrText>
+            <w:instrText xml:space="preserve"> HYPERLINK \l _Toc578 </w:instrText>
           </w:r>
           <w:r>
             <w:rPr>
@@ -2511,7 +2269,7 @@
             <w:fldChar w:fldCharType="begin"/>
           </w:r>
           <w:r>
-            <w:instrText xml:space="preserve"> PAGEREF _Toc12850 \h </w:instrText>
+            <w:instrText xml:space="preserve"> PAGEREF _Toc578 \h </w:instrText>
           </w:r>
           <w:r>
             <w:fldChar w:fldCharType="separate"/>
@@ -2533,23 +2291,9 @@
         <w:p>
           <w:pPr>
             <w:pStyle w:val="13"/>
-            <w:keepNext w:val="0"/>
-            <w:keepLines w:val="0"/>
-            <w:pageBreakBefore w:val="0"/>
-            <w:widowControl w:val="0"/>
             <w:tabs>
               <w:tab w:val="right" w:leader="dot" w:pos="8306"/>
             </w:tabs>
-            <w:kinsoku w:val="0"/>
-            <w:wordWrap/>
-            <w:overflowPunct/>
-            <w:topLinePunct w:val="0"/>
-            <w:autoSpaceDE w:val="0"/>
-            <w:autoSpaceDN w:val="0"/>
-            <w:bidi w:val="0"/>
-            <w:adjustRightInd w:val="0"/>
-            <w:snapToGrid w:val="0"/>
-            <w:textAlignment w:val="baseline"/>
           </w:pPr>
           <w:r>
             <w:rPr>
@@ -2563,7 +2307,7 @@
               <w:rFonts w:hint="eastAsia" w:ascii="宋体" w:hAnsi="宋体" w:eastAsia="宋体" w:cs="宋体"/>
               <w:szCs w:val="24"/>
             </w:rPr>
-            <w:instrText xml:space="preserve"> HYPERLINK \l _Toc3080 </w:instrText>
+            <w:instrText xml:space="preserve"> HYPERLINK \l _Toc9567 </w:instrText>
           </w:r>
           <w:r>
             <w:rPr>
@@ -2586,7 +2330,7 @@
             <w:fldChar w:fldCharType="begin"/>
           </w:r>
           <w:r>
-            <w:instrText xml:space="preserve"> PAGEREF _Toc3080 \h </w:instrText>
+            <w:instrText xml:space="preserve"> PAGEREF _Toc9567 \h </w:instrText>
           </w:r>
           <w:r>
             <w:fldChar w:fldCharType="separate"/>
@@ -2608,23 +2352,9 @@
         <w:p>
           <w:pPr>
             <w:pStyle w:val="17"/>
-            <w:keepNext w:val="0"/>
-            <w:keepLines w:val="0"/>
-            <w:pageBreakBefore w:val="0"/>
-            <w:widowControl w:val="0"/>
             <w:tabs>
               <w:tab w:val="right" w:leader="dot" w:pos="8306"/>
             </w:tabs>
-            <w:kinsoku w:val="0"/>
-            <w:wordWrap/>
-            <w:overflowPunct/>
-            <w:topLinePunct w:val="0"/>
-            <w:autoSpaceDE w:val="0"/>
-            <w:autoSpaceDN w:val="0"/>
-            <w:bidi w:val="0"/>
-            <w:adjustRightInd w:val="0"/>
-            <w:snapToGrid w:val="0"/>
-            <w:textAlignment w:val="baseline"/>
           </w:pPr>
           <w:r>
             <w:rPr>
@@ -2638,7 +2368,7 @@
               <w:rFonts w:hint="eastAsia" w:ascii="宋体" w:hAnsi="宋体" w:eastAsia="宋体" w:cs="宋体"/>
               <w:szCs w:val="24"/>
             </w:rPr>
-            <w:instrText xml:space="preserve"> HYPERLINK \l _Toc22107 </w:instrText>
+            <w:instrText xml:space="preserve"> HYPERLINK \l _Toc5559 </w:instrText>
           </w:r>
           <w:r>
             <w:rPr>
@@ -2661,7 +2391,7 @@
             <w:fldChar w:fldCharType="begin"/>
           </w:r>
           <w:r>
-            <w:instrText xml:space="preserve"> PAGEREF _Toc22107 \h </w:instrText>
+            <w:instrText xml:space="preserve"> PAGEREF _Toc5559 \h </w:instrText>
           </w:r>
           <w:r>
             <w:fldChar w:fldCharType="separate"/>
@@ -2683,23 +2413,9 @@
         <w:p>
           <w:pPr>
             <w:pStyle w:val="13"/>
-            <w:keepNext w:val="0"/>
-            <w:keepLines w:val="0"/>
-            <w:pageBreakBefore w:val="0"/>
-            <w:widowControl w:val="0"/>
             <w:tabs>
               <w:tab w:val="right" w:leader="dot" w:pos="8306"/>
             </w:tabs>
-            <w:kinsoku w:val="0"/>
-            <w:wordWrap/>
-            <w:overflowPunct/>
-            <w:topLinePunct w:val="0"/>
-            <w:autoSpaceDE w:val="0"/>
-            <w:autoSpaceDN w:val="0"/>
-            <w:bidi w:val="0"/>
-            <w:adjustRightInd w:val="0"/>
-            <w:snapToGrid w:val="0"/>
-            <w:textAlignment w:val="baseline"/>
           </w:pPr>
           <w:r>
             <w:rPr>
@@ -2713,7 +2429,7 @@
               <w:rFonts w:hint="eastAsia" w:ascii="宋体" w:hAnsi="宋体" w:eastAsia="宋体" w:cs="宋体"/>
               <w:szCs w:val="24"/>
             </w:rPr>
-            <w:instrText xml:space="preserve"> HYPERLINK \l _Toc19728 </w:instrText>
+            <w:instrText xml:space="preserve"> HYPERLINK \l _Toc29911 </w:instrText>
           </w:r>
           <w:r>
             <w:rPr>
@@ -2736,7 +2452,7 @@
             <w:fldChar w:fldCharType="begin"/>
           </w:r>
           <w:r>
-            <w:instrText xml:space="preserve"> PAGEREF _Toc19728 \h </w:instrText>
+            <w:instrText xml:space="preserve"> PAGEREF _Toc29911 \h </w:instrText>
           </w:r>
           <w:r>
             <w:fldChar w:fldCharType="separate"/>
@@ -2758,23 +2474,9 @@
         <w:p>
           <w:pPr>
             <w:pStyle w:val="17"/>
-            <w:keepNext w:val="0"/>
-            <w:keepLines w:val="0"/>
-            <w:pageBreakBefore w:val="0"/>
-            <w:widowControl w:val="0"/>
             <w:tabs>
               <w:tab w:val="right" w:leader="dot" w:pos="8306"/>
             </w:tabs>
-            <w:kinsoku w:val="0"/>
-            <w:wordWrap/>
-            <w:overflowPunct/>
-            <w:topLinePunct w:val="0"/>
-            <w:autoSpaceDE w:val="0"/>
-            <w:autoSpaceDN w:val="0"/>
-            <w:bidi w:val="0"/>
-            <w:adjustRightInd w:val="0"/>
-            <w:snapToGrid w:val="0"/>
-            <w:textAlignment w:val="baseline"/>
           </w:pPr>
           <w:r>
             <w:rPr>
@@ -2788,7 +2490,7 @@
               <w:rFonts w:hint="eastAsia" w:ascii="宋体" w:hAnsi="宋体" w:eastAsia="宋体" w:cs="宋体"/>
               <w:szCs w:val="24"/>
             </w:rPr>
-            <w:instrText xml:space="preserve"> HYPERLINK \l _Toc4180 </w:instrText>
+            <w:instrText xml:space="preserve"> HYPERLINK \l _Toc20337 </w:instrText>
           </w:r>
           <w:r>
             <w:rPr>
@@ -2811,7 +2513,7 @@
             <w:fldChar w:fldCharType="begin"/>
           </w:r>
           <w:r>
-            <w:instrText xml:space="preserve"> PAGEREF _Toc4180 \h </w:instrText>
+            <w:instrText xml:space="preserve"> PAGEREF _Toc20337 \h </w:instrText>
           </w:r>
           <w:r>
             <w:fldChar w:fldCharType="separate"/>
@@ -2833,23 +2535,9 @@
         <w:p>
           <w:pPr>
             <w:pStyle w:val="13"/>
-            <w:keepNext w:val="0"/>
-            <w:keepLines w:val="0"/>
-            <w:pageBreakBefore w:val="0"/>
-            <w:widowControl w:val="0"/>
             <w:tabs>
               <w:tab w:val="right" w:leader="dot" w:pos="8306"/>
             </w:tabs>
-            <w:kinsoku w:val="0"/>
-            <w:wordWrap/>
-            <w:overflowPunct/>
-            <w:topLinePunct w:val="0"/>
-            <w:autoSpaceDE w:val="0"/>
-            <w:autoSpaceDN w:val="0"/>
-            <w:bidi w:val="0"/>
-            <w:adjustRightInd w:val="0"/>
-            <w:snapToGrid w:val="0"/>
-            <w:textAlignment w:val="baseline"/>
           </w:pPr>
           <w:r>
             <w:rPr>
@@ -2863,7 +2551,7 @@
               <w:rFonts w:hint="eastAsia" w:ascii="宋体" w:hAnsi="宋体" w:eastAsia="宋体" w:cs="宋体"/>
               <w:szCs w:val="24"/>
             </w:rPr>
-            <w:instrText xml:space="preserve"> HYPERLINK \l _Toc5907 </w:instrText>
+            <w:instrText xml:space="preserve"> HYPERLINK \l _Toc32357 </w:instrText>
           </w:r>
           <w:r>
             <w:rPr>
@@ -2886,7 +2574,7 @@
             <w:fldChar w:fldCharType="begin"/>
           </w:r>
           <w:r>
-            <w:instrText xml:space="preserve"> PAGEREF _Toc5907 \h </w:instrText>
+            <w:instrText xml:space="preserve"> PAGEREF _Toc32357 \h </w:instrText>
           </w:r>
           <w:r>
             <w:fldChar w:fldCharType="separate"/>
@@ -2908,23 +2596,9 @@
         <w:p>
           <w:pPr>
             <w:pStyle w:val="13"/>
-            <w:keepNext w:val="0"/>
-            <w:keepLines w:val="0"/>
-            <w:pageBreakBefore w:val="0"/>
-            <w:widowControl w:val="0"/>
             <w:tabs>
               <w:tab w:val="right" w:leader="dot" w:pos="8306"/>
             </w:tabs>
-            <w:kinsoku w:val="0"/>
-            <w:wordWrap/>
-            <w:overflowPunct/>
-            <w:topLinePunct w:val="0"/>
-            <w:autoSpaceDE w:val="0"/>
-            <w:autoSpaceDN w:val="0"/>
-            <w:bidi w:val="0"/>
-            <w:adjustRightInd w:val="0"/>
-            <w:snapToGrid w:val="0"/>
-            <w:textAlignment w:val="baseline"/>
           </w:pPr>
           <w:r>
             <w:rPr>
@@ -2938,7 +2612,7 @@
               <w:rFonts w:hint="eastAsia" w:ascii="宋体" w:hAnsi="宋体" w:eastAsia="宋体" w:cs="宋体"/>
               <w:szCs w:val="24"/>
             </w:rPr>
-            <w:instrText xml:space="preserve"> HYPERLINK \l _Toc32039 </w:instrText>
+            <w:instrText xml:space="preserve"> HYPERLINK \l _Toc305 </w:instrText>
           </w:r>
           <w:r>
             <w:rPr>
@@ -2961,7 +2635,7 @@
             <w:fldChar w:fldCharType="begin"/>
           </w:r>
           <w:r>
-            <w:instrText xml:space="preserve"> PAGEREF _Toc32039 \h </w:instrText>
+            <w:instrText xml:space="preserve"> PAGEREF _Toc305 \h </w:instrText>
           </w:r>
           <w:r>
             <w:fldChar w:fldCharType="separate"/>
@@ -2983,23 +2657,9 @@
         <w:p>
           <w:pPr>
             <w:pStyle w:val="17"/>
-            <w:keepNext w:val="0"/>
-            <w:keepLines w:val="0"/>
-            <w:pageBreakBefore w:val="0"/>
-            <w:widowControl w:val="0"/>
             <w:tabs>
               <w:tab w:val="right" w:leader="dot" w:pos="8306"/>
             </w:tabs>
-            <w:kinsoku w:val="0"/>
-            <w:wordWrap/>
-            <w:overflowPunct/>
-            <w:topLinePunct w:val="0"/>
-            <w:autoSpaceDE w:val="0"/>
-            <w:autoSpaceDN w:val="0"/>
-            <w:bidi w:val="0"/>
-            <w:adjustRightInd w:val="0"/>
-            <w:snapToGrid w:val="0"/>
-            <w:textAlignment w:val="baseline"/>
           </w:pPr>
           <w:r>
             <w:rPr>
@@ -3013,7 +2673,7 @@
               <w:rFonts w:hint="eastAsia" w:ascii="宋体" w:hAnsi="宋体" w:eastAsia="宋体" w:cs="宋体"/>
               <w:szCs w:val="24"/>
             </w:rPr>
-            <w:instrText xml:space="preserve"> HYPERLINK \l _Toc22566 </w:instrText>
+            <w:instrText xml:space="preserve"> HYPERLINK \l _Toc9729 </w:instrText>
           </w:r>
           <w:r>
             <w:rPr>
@@ -3036,7 +2696,7 @@
             <w:fldChar w:fldCharType="begin"/>
           </w:r>
           <w:r>
-            <w:instrText xml:space="preserve"> PAGEREF _Toc22566 \h </w:instrText>
+            <w:instrText xml:space="preserve"> PAGEREF _Toc9729 \h </w:instrText>
           </w:r>
           <w:r>
             <w:fldChar w:fldCharType="separate"/>
@@ -3058,23 +2718,9 @@
         <w:p>
           <w:pPr>
             <w:pStyle w:val="16"/>
-            <w:keepNext w:val="0"/>
-            <w:keepLines w:val="0"/>
-            <w:pageBreakBefore w:val="0"/>
-            <w:widowControl w:val="0"/>
             <w:tabs>
               <w:tab w:val="right" w:leader="dot" w:pos="8306"/>
             </w:tabs>
-            <w:kinsoku w:val="0"/>
-            <w:wordWrap/>
-            <w:overflowPunct/>
-            <w:topLinePunct w:val="0"/>
-            <w:autoSpaceDE w:val="0"/>
-            <w:autoSpaceDN w:val="0"/>
-            <w:bidi w:val="0"/>
-            <w:adjustRightInd w:val="0"/>
-            <w:snapToGrid w:val="0"/>
-            <w:textAlignment w:val="baseline"/>
           </w:pPr>
           <w:r>
             <w:rPr>
@@ -3088,7 +2734,7 @@
               <w:rFonts w:hint="eastAsia" w:ascii="宋体" w:hAnsi="宋体" w:eastAsia="宋体" w:cs="宋体"/>
               <w:szCs w:val="24"/>
             </w:rPr>
-            <w:instrText xml:space="preserve"> HYPERLINK \l _Toc27366 </w:instrText>
+            <w:instrText xml:space="preserve"> HYPERLINK \l _Toc23398 </w:instrText>
           </w:r>
           <w:r>
             <w:rPr>
@@ -3111,13 +2757,13 @@
             <w:fldChar w:fldCharType="begin"/>
           </w:r>
           <w:r>
-            <w:instrText xml:space="preserve"> PAGEREF _Toc27366 \h </w:instrText>
+            <w:instrText xml:space="preserve"> PAGEREF _Toc23398 \h </w:instrText>
           </w:r>
           <w:r>
             <w:fldChar w:fldCharType="separate"/>
           </w:r>
           <w:r>
-            <w:t>9</w:t>
+            <w:t>8</w:t>
           </w:r>
           <w:r>
             <w:fldChar w:fldCharType="end"/>
@@ -3133,23 +2779,9 @@
         <w:p>
           <w:pPr>
             <w:pStyle w:val="17"/>
-            <w:keepNext w:val="0"/>
-            <w:keepLines w:val="0"/>
-            <w:pageBreakBefore w:val="0"/>
-            <w:widowControl w:val="0"/>
             <w:tabs>
               <w:tab w:val="right" w:leader="dot" w:pos="8306"/>
             </w:tabs>
-            <w:kinsoku w:val="0"/>
-            <w:wordWrap/>
-            <w:overflowPunct/>
-            <w:topLinePunct w:val="0"/>
-            <w:autoSpaceDE w:val="0"/>
-            <w:autoSpaceDN w:val="0"/>
-            <w:bidi w:val="0"/>
-            <w:adjustRightInd w:val="0"/>
-            <w:snapToGrid w:val="0"/>
-            <w:textAlignment w:val="baseline"/>
           </w:pPr>
           <w:r>
             <w:rPr>
@@ -3163,7 +2795,7 @@
               <w:rFonts w:hint="eastAsia" w:ascii="宋体" w:hAnsi="宋体" w:eastAsia="宋体" w:cs="宋体"/>
               <w:szCs w:val="24"/>
             </w:rPr>
-            <w:instrText xml:space="preserve"> HYPERLINK \l _Toc9506 </w:instrText>
+            <w:instrText xml:space="preserve"> HYPERLINK \l _Toc3437 </w:instrText>
           </w:r>
           <w:r>
             <w:rPr>
@@ -3186,13 +2818,13 @@
             <w:fldChar w:fldCharType="begin"/>
           </w:r>
           <w:r>
-            <w:instrText xml:space="preserve"> PAGEREF _Toc9506 \h </w:instrText>
+            <w:instrText xml:space="preserve"> PAGEREF _Toc3437 \h </w:instrText>
           </w:r>
           <w:r>
             <w:fldChar w:fldCharType="separate"/>
           </w:r>
           <w:r>
-            <w:t>9</w:t>
+            <w:t>8</w:t>
           </w:r>
           <w:r>
             <w:fldChar w:fldCharType="end"/>
@@ -3208,23 +2840,9 @@
         <w:p>
           <w:pPr>
             <w:pStyle w:val="17"/>
-            <w:keepNext w:val="0"/>
-            <w:keepLines w:val="0"/>
-            <w:pageBreakBefore w:val="0"/>
-            <w:widowControl w:val="0"/>
             <w:tabs>
               <w:tab w:val="right" w:leader="dot" w:pos="8306"/>
             </w:tabs>
-            <w:kinsoku w:val="0"/>
-            <w:wordWrap/>
-            <w:overflowPunct/>
-            <w:topLinePunct w:val="0"/>
-            <w:autoSpaceDE w:val="0"/>
-            <w:autoSpaceDN w:val="0"/>
-            <w:bidi w:val="0"/>
-            <w:adjustRightInd w:val="0"/>
-            <w:snapToGrid w:val="0"/>
-            <w:textAlignment w:val="baseline"/>
           </w:pPr>
           <w:r>
             <w:rPr>
@@ -3238,7 +2856,7 @@
               <w:rFonts w:hint="eastAsia" w:ascii="宋体" w:hAnsi="宋体" w:eastAsia="宋体" w:cs="宋体"/>
               <w:szCs w:val="24"/>
             </w:rPr>
-            <w:instrText xml:space="preserve"> HYPERLINK \l _Toc17894 </w:instrText>
+            <w:instrText xml:space="preserve"> HYPERLINK \l _Toc1961 </w:instrText>
           </w:r>
           <w:r>
             <w:rPr>
@@ -3261,7 +2879,7 @@
             <w:fldChar w:fldCharType="begin"/>
           </w:r>
           <w:r>
-            <w:instrText xml:space="preserve"> PAGEREF _Toc17894 \h </w:instrText>
+            <w:instrText xml:space="preserve"> PAGEREF _Toc1961 \h </w:instrText>
           </w:r>
           <w:r>
             <w:fldChar w:fldCharType="separate"/>
@@ -3283,23 +2901,9 @@
         <w:p>
           <w:pPr>
             <w:pStyle w:val="16"/>
-            <w:keepNext w:val="0"/>
-            <w:keepLines w:val="0"/>
-            <w:pageBreakBefore w:val="0"/>
-            <w:widowControl w:val="0"/>
             <w:tabs>
               <w:tab w:val="right" w:leader="dot" w:pos="8306"/>
             </w:tabs>
-            <w:kinsoku w:val="0"/>
-            <w:wordWrap/>
-            <w:overflowPunct/>
-            <w:topLinePunct w:val="0"/>
-            <w:autoSpaceDE w:val="0"/>
-            <w:autoSpaceDN w:val="0"/>
-            <w:bidi w:val="0"/>
-            <w:adjustRightInd w:val="0"/>
-            <w:snapToGrid w:val="0"/>
-            <w:textAlignment w:val="baseline"/>
           </w:pPr>
           <w:r>
             <w:rPr>
@@ -3313,7 +2917,7 @@
               <w:rFonts w:hint="eastAsia" w:ascii="宋体" w:hAnsi="宋体" w:eastAsia="宋体" w:cs="宋体"/>
               <w:szCs w:val="24"/>
             </w:rPr>
-            <w:instrText xml:space="preserve"> HYPERLINK \l _Toc16481 </w:instrText>
+            <w:instrText xml:space="preserve"> HYPERLINK \l _Toc4913 </w:instrText>
           </w:r>
           <w:r>
             <w:rPr>
@@ -3336,7 +2940,7 @@
             <w:fldChar w:fldCharType="begin"/>
           </w:r>
           <w:r>
-            <w:instrText xml:space="preserve"> PAGEREF _Toc16481 \h </w:instrText>
+            <w:instrText xml:space="preserve"> PAGEREF _Toc4913 \h </w:instrText>
           </w:r>
           <w:r>
             <w:fldChar w:fldCharType="separate"/>
@@ -3358,23 +2962,9 @@
         <w:p>
           <w:pPr>
             <w:pStyle w:val="16"/>
-            <w:keepNext w:val="0"/>
-            <w:keepLines w:val="0"/>
-            <w:pageBreakBefore w:val="0"/>
-            <w:widowControl w:val="0"/>
             <w:tabs>
               <w:tab w:val="right" w:leader="dot" w:pos="8306"/>
             </w:tabs>
-            <w:kinsoku w:val="0"/>
-            <w:wordWrap/>
-            <w:overflowPunct/>
-            <w:topLinePunct w:val="0"/>
-            <w:autoSpaceDE w:val="0"/>
-            <w:autoSpaceDN w:val="0"/>
-            <w:bidi w:val="0"/>
-            <w:adjustRightInd w:val="0"/>
-            <w:snapToGrid w:val="0"/>
-            <w:textAlignment w:val="baseline"/>
           </w:pPr>
           <w:r>
             <w:rPr>
@@ -3388,7 +2978,7 @@
               <w:rFonts w:hint="eastAsia" w:ascii="宋体" w:hAnsi="宋体" w:eastAsia="宋体" w:cs="宋体"/>
               <w:szCs w:val="24"/>
             </w:rPr>
-            <w:instrText xml:space="preserve"> HYPERLINK \l _Toc6417 </w:instrText>
+            <w:instrText xml:space="preserve"> HYPERLINK \l _Toc16467 </w:instrText>
           </w:r>
           <w:r>
             <w:rPr>
@@ -3411,13 +3001,13 @@
             <w:fldChar w:fldCharType="begin"/>
           </w:r>
           <w:r>
-            <w:instrText xml:space="preserve"> PAGEREF _Toc6417 \h </w:instrText>
+            <w:instrText xml:space="preserve"> PAGEREF _Toc16467 \h </w:instrText>
           </w:r>
           <w:r>
             <w:fldChar w:fldCharType="separate"/>
           </w:r>
           <w:r>
-            <w:t>10</w:t>
+            <w:t>9</w:t>
           </w:r>
           <w:r>
             <w:fldChar w:fldCharType="end"/>
@@ -3527,7 +3117,7 @@
           <w:lang w:val="en-US" w:eastAsia="zh-CN"/>
         </w:rPr>
       </w:pPr>
-      <w:bookmarkStart w:id="2" w:name="_Toc29612"/>
+      <w:bookmarkStart w:id="2" w:name="_Toc11528"/>
       <w:r>
         <w:rPr>
           <w:rFonts w:hint="default"/>
@@ -3619,7 +3209,7 @@
           <w:lang w:val="en-US" w:eastAsia="zh-CN"/>
         </w:rPr>
       </w:pPr>
-      <w:bookmarkStart w:id="3" w:name="_Toc23668"/>
+      <w:bookmarkStart w:id="3" w:name="_Toc29099"/>
       <w:r>
         <w:rPr>
           <w:rFonts w:hint="default"/>
@@ -3681,7 +3271,7 @@
           <w:lang w:val="en-US" w:eastAsia="zh-CN"/>
         </w:rPr>
       </w:pPr>
-      <w:bookmarkStart w:id="4" w:name="_Toc29183"/>
+      <w:bookmarkStart w:id="4" w:name="_Toc5757"/>
       <w:r>
         <w:rPr>
           <w:rFonts w:hint="default"/>
@@ -3713,7 +3303,7 @@
           <w:lang w:val="en-US" w:eastAsia="zh-CN"/>
         </w:rPr>
       </w:pPr>
-      <w:bookmarkStart w:id="5" w:name="_Toc28903"/>
+      <w:bookmarkStart w:id="5" w:name="_Toc24327"/>
       <w:r>
         <w:rPr>
           <w:rFonts w:hint="default"/>
@@ -3760,7 +3350,6 @@
             <w:insideH w:val="none" w:color="auto" w:sz="0" w:space="0"/>
             <w:insideV w:val="none" w:color="auto" w:sz="0" w:space="0"/>
           </w:tblBorders>
-          <w:shd w:val="clear" w:color="auto" w:fill="auto"/>
           <w:tblCellMar>
             <w:top w:w="15" w:type="dxa"/>
             <w:left w:w="15" w:type="dxa"/>
@@ -3991,7 +3580,6 @@
             <w:insideH w:val="none" w:color="auto" w:sz="0" w:space="0"/>
             <w:insideV w:val="none" w:color="auto" w:sz="0" w:space="0"/>
           </w:tblBorders>
-          <w:shd w:val="clear" w:color="auto" w:fill="auto"/>
           <w:tblCellMar>
             <w:top w:w="15" w:type="dxa"/>
             <w:left w:w="15" w:type="dxa"/>
@@ -5120,7 +4708,7 @@
           <w:lang w:val="en-US" w:eastAsia="zh-CN"/>
         </w:rPr>
       </w:pPr>
-      <w:bookmarkStart w:id="6" w:name="_Toc26625"/>
+      <w:bookmarkStart w:id="6" w:name="_Toc29397"/>
       <w:r>
         <w:rPr>
           <w:rFonts w:hint="default"/>
@@ -5272,7 +4860,7 @@
           <w:lang w:val="en-US" w:eastAsia="zh-CN"/>
         </w:rPr>
       </w:pPr>
-      <w:bookmarkStart w:id="7" w:name="_Toc20460"/>
+      <w:bookmarkStart w:id="7" w:name="_Toc30685"/>
       <w:r>
         <w:rPr>
           <w:rFonts w:hint="default"/>
@@ -5454,7 +5042,7 @@
           <w:lang w:val="en-US" w:eastAsia="zh-CN"/>
         </w:rPr>
       </w:pPr>
-      <w:bookmarkStart w:id="8" w:name="_Toc30323"/>
+      <w:bookmarkStart w:id="8" w:name="_Toc19810"/>
       <w:r>
         <w:rPr>
           <w:rFonts w:hint="default"/>
@@ -5486,7 +5074,7 @@
           <w:lang w:val="en-US" w:eastAsia="zh-CN"/>
         </w:rPr>
       </w:pPr>
-      <w:bookmarkStart w:id="9" w:name="_Toc22077"/>
+      <w:bookmarkStart w:id="9" w:name="_Toc27944"/>
       <w:r>
         <w:rPr>
           <w:rFonts w:hint="default"/>
@@ -5518,7 +5106,7 @@
           <w:lang w:val="en-US" w:eastAsia="zh-CN"/>
         </w:rPr>
       </w:pPr>
-      <w:bookmarkStart w:id="10" w:name="_Toc12850"/>
+      <w:bookmarkStart w:id="10" w:name="_Toc578"/>
       <w:r>
         <w:rPr>
           <w:rFonts w:hint="default"/>
@@ -5745,6 +5333,7 @@
             <w:insideH w:val="none" w:color="auto" w:sz="0" w:space="0"/>
             <w:insideV w:val="none" w:color="auto" w:sz="0" w:space="0"/>
           </w:tblBorders>
+          <w:shd w:val="clear" w:color="auto" w:fill="auto"/>
           <w:tblCellMar>
             <w:top w:w="15" w:type="dxa"/>
             <w:left w:w="15" w:type="dxa"/>
@@ -7223,7 +6812,7 @@
           <w:lang w:val="en-US" w:eastAsia="zh-CN"/>
         </w:rPr>
       </w:pPr>
-      <w:bookmarkStart w:id="11" w:name="_Toc3080"/>
+      <w:bookmarkStart w:id="11" w:name="_Toc9567"/>
       <w:r>
         <w:rPr>
           <w:rFonts w:hint="default"/>
@@ -7420,6 +7009,7 @@
             <w:insideH w:val="none" w:color="auto" w:sz="0" w:space="0"/>
             <w:insideV w:val="none" w:color="auto" w:sz="0" w:space="0"/>
           </w:tblBorders>
+          <w:shd w:val="clear" w:color="auto" w:fill="auto"/>
           <w:tblCellMar>
             <w:top w:w="15" w:type="dxa"/>
             <w:left w:w="15" w:type="dxa"/>
@@ -7873,7 +7463,6 @@
             <w:insideH w:val="none" w:color="auto" w:sz="0" w:space="0"/>
             <w:insideV w:val="none" w:color="auto" w:sz="0" w:space="0"/>
           </w:tblBorders>
-          <w:shd w:val="clear" w:color="auto" w:fill="auto"/>
           <w:tblCellMar>
             <w:top w:w="15" w:type="dxa"/>
             <w:left w:w="15" w:type="dxa"/>
@@ -8097,7 +7686,6 @@
             <w:insideH w:val="none" w:color="auto" w:sz="0" w:space="0"/>
             <w:insideV w:val="none" w:color="auto" w:sz="0" w:space="0"/>
           </w:tblBorders>
-          <w:shd w:val="clear" w:color="auto" w:fill="auto"/>
           <w:tblCellMar>
             <w:top w:w="15" w:type="dxa"/>
             <w:left w:w="15" w:type="dxa"/>
@@ -8647,7 +8235,7 @@
           <w:lang w:val="en-US" w:eastAsia="zh-CN"/>
         </w:rPr>
       </w:pPr>
-      <w:bookmarkStart w:id="12" w:name="_Toc22107"/>
+      <w:bookmarkStart w:id="12" w:name="_Toc5559"/>
       <w:r>
         <w:rPr>
           <w:rFonts w:hint="default"/>
@@ -8679,7 +8267,7 @@
           <w:lang w:val="en-US" w:eastAsia="zh-CN"/>
         </w:rPr>
       </w:pPr>
-      <w:bookmarkStart w:id="13" w:name="_Toc19728"/>
+      <w:bookmarkStart w:id="13" w:name="_Toc29911"/>
       <w:r>
         <w:rPr>
           <w:rFonts w:hint="default"/>
@@ -8728,6 +8316,7 @@
             <w:insideH w:val="none" w:color="auto" w:sz="0" w:space="0"/>
             <w:insideV w:val="none" w:color="auto" w:sz="0" w:space="0"/>
           </w:tblBorders>
+          <w:shd w:val="clear" w:color="auto" w:fill="auto"/>
           <w:tblCellMar>
             <w:top w:w="15" w:type="dxa"/>
             <w:left w:w="15" w:type="dxa"/>
@@ -9239,22 +8828,8 @@
               </w:rPr>
               <w:t>MySQL</w:t>
             </w:r>
-            <w:r>
-              <w:rPr>
-                <w:rFonts w:hint="eastAsia" w:ascii="Segoe UI" w:hAnsi="Segoe UI" w:eastAsia="Segoe UI" w:cs="Segoe UI"/>
-                <w:i w:val="0"/>
-                <w:iCs w:val="0"/>
-                <w:caps w:val="0"/>
-                <w:snapToGrid w:val="0"/>
-                <w:color w:val="000000"/>
-                <w:spacing w:val="0"/>
-                <w:kern w:val="0"/>
-                <w:sz w:val="18"/>
-                <w:szCs w:val="18"/>
-                <w:lang w:val="en-US" w:eastAsia="zh-CN"/>
-              </w:rPr>
-              <w:t>23</w:t>
-            </w:r>
+            <w:bookmarkStart w:id="23" w:name="_GoBack"/>
+            <w:bookmarkEnd w:id="23"/>
             <w:r>
               <w:rPr>
                 <w:rFonts w:hint="default" w:ascii="Segoe UI" w:hAnsi="Segoe UI" w:eastAsia="Segoe UI" w:cs="Segoe UI"/>
@@ -10689,7 +10264,7 @@
           <w:lang w:val="en-US" w:eastAsia="zh-CN"/>
         </w:rPr>
       </w:pPr>
-      <w:bookmarkStart w:id="14" w:name="_Toc4180"/>
+      <w:bookmarkStart w:id="14" w:name="_Toc20337"/>
       <w:r>
         <w:rPr>
           <w:rFonts w:hint="default"/>
@@ -10721,7 +10296,7 @@
           <w:lang w:val="en-US" w:eastAsia="zh-CN"/>
         </w:rPr>
       </w:pPr>
-      <w:bookmarkStart w:id="15" w:name="_Toc5907"/>
+      <w:bookmarkStart w:id="15" w:name="_Toc32357"/>
       <w:r>
         <w:rPr>
           <w:rFonts w:hint="default"/>
@@ -11178,7 +10753,6 @@
             <w:insideH w:val="none" w:color="auto" w:sz="0" w:space="0"/>
             <w:insideV w:val="none" w:color="auto" w:sz="0" w:space="0"/>
           </w:tblBorders>
-          <w:shd w:val="clear" w:color="auto" w:fill="auto"/>
           <w:tblCellMar>
             <w:top w:w="15" w:type="dxa"/>
             <w:left w:w="15" w:type="dxa"/>
@@ -11402,7 +10976,6 @@
             <w:insideH w:val="none" w:color="auto" w:sz="0" w:space="0"/>
             <w:insideV w:val="none" w:color="auto" w:sz="0" w:space="0"/>
           </w:tblBorders>
-          <w:shd w:val="clear" w:color="auto" w:fill="auto"/>
           <w:tblCellMar>
             <w:top w:w="15" w:type="dxa"/>
             <w:left w:w="15" w:type="dxa"/>
@@ -12428,7 +12001,7 @@
           <w:lang w:val="en-US" w:eastAsia="zh-CN"/>
         </w:rPr>
       </w:pPr>
-      <w:bookmarkStart w:id="16" w:name="_Toc32039"/>
+      <w:bookmarkStart w:id="16" w:name="_Toc305"/>
       <w:r>
         <w:rPr>
           <w:rFonts w:hint="default"/>
@@ -12655,6 +12228,7 @@
             <w:insideH w:val="none" w:color="auto" w:sz="0" w:space="0"/>
             <w:insideV w:val="none" w:color="auto" w:sz="0" w:space="0"/>
           </w:tblBorders>
+          <w:shd w:val="clear" w:color="auto" w:fill="auto"/>
           <w:tblCellMar>
             <w:top w:w="15" w:type="dxa"/>
             <w:left w:w="15" w:type="dxa"/>
@@ -14133,7 +13707,7 @@
           <w:lang w:val="en-US" w:eastAsia="zh-CN"/>
         </w:rPr>
       </w:pPr>
-      <w:bookmarkStart w:id="17" w:name="_Toc22566"/>
+      <w:bookmarkStart w:id="17" w:name="_Toc9729"/>
       <w:r>
         <w:rPr>
           <w:rFonts w:hint="default"/>
@@ -14211,6 +13785,7 @@
             <w:insideH w:val="none" w:color="auto" w:sz="0" w:space="0"/>
             <w:insideV w:val="none" w:color="auto" w:sz="0" w:space="0"/>
           </w:tblBorders>
+          <w:shd w:val="clear" w:color="auto" w:fill="auto"/>
           <w:tblCellMar>
             <w:top w:w="15" w:type="dxa"/>
             <w:left w:w="15" w:type="dxa"/>
@@ -15683,7 +15258,7 @@
           <w:lang w:val="en-US" w:eastAsia="zh-CN"/>
         </w:rPr>
       </w:pPr>
-      <w:bookmarkStart w:id="18" w:name="_Toc27366"/>
+      <w:bookmarkStart w:id="18" w:name="_Toc23398"/>
       <w:r>
         <w:rPr>
           <w:rFonts w:hint="default"/>
@@ -15715,7 +15290,7 @@
           <w:lang w:val="en-US" w:eastAsia="zh-CN"/>
         </w:rPr>
       </w:pPr>
-      <w:bookmarkStart w:id="19" w:name="_Toc9506"/>
+      <w:bookmarkStart w:id="19" w:name="_Toc3437"/>
       <w:r>
         <w:rPr>
           <w:rFonts w:hint="default"/>
@@ -16932,7 +16507,6 @@
             <w:insideH w:val="none" w:color="auto" w:sz="0" w:space="0"/>
             <w:insideV w:val="none" w:color="auto" w:sz="0" w:space="0"/>
           </w:tblBorders>
-          <w:shd w:val="clear" w:color="auto" w:fill="auto"/>
           <w:tblCellMar>
             <w:top w:w="15" w:type="dxa"/>
             <w:left w:w="15" w:type="dxa"/>
@@ -17526,7 +17100,7 @@
           <w:lang w:val="en-US" w:eastAsia="zh-CN"/>
         </w:rPr>
       </w:pPr>
-      <w:bookmarkStart w:id="20" w:name="_Toc17894"/>
+      <w:bookmarkStart w:id="20" w:name="_Toc1961"/>
       <w:r>
         <w:rPr>
           <w:rFonts w:hint="default"/>
@@ -17575,7 +17149,6 @@
             <w:insideH w:val="none" w:color="auto" w:sz="0" w:space="0"/>
             <w:insideV w:val="none" w:color="auto" w:sz="0" w:space="0"/>
           </w:tblBorders>
-          <w:shd w:val="clear" w:color="auto" w:fill="auto"/>
           <w:tblCellMar>
             <w:top w:w="15" w:type="dxa"/>
             <w:left w:w="15" w:type="dxa"/>
@@ -18301,7 +17874,6 @@
             <w:insideH w:val="none" w:color="auto" w:sz="0" w:space="0"/>
             <w:insideV w:val="none" w:color="auto" w:sz="0" w:space="0"/>
           </w:tblBorders>
-          <w:shd w:val="clear" w:color="auto" w:fill="auto"/>
           <w:tblCellMar>
             <w:top w:w="15" w:type="dxa"/>
             <w:left w:w="15" w:type="dxa"/>
@@ -19743,7 +19315,7 @@
           <w:lang w:val="en-US" w:eastAsia="zh-CN"/>
         </w:rPr>
       </w:pPr>
-      <w:bookmarkStart w:id="21" w:name="_Toc16481"/>
+      <w:bookmarkStart w:id="21" w:name="_Toc4913"/>
       <w:r>
         <w:rPr>
           <w:rFonts w:hint="default"/>
@@ -20091,7 +19663,6 @@
             <w:insideH w:val="none" w:color="auto" w:sz="0" w:space="0"/>
             <w:insideV w:val="none" w:color="auto" w:sz="0" w:space="0"/>
           </w:tblBorders>
-          <w:shd w:val="clear" w:color="auto" w:fill="auto"/>
           <w:tblCellMar>
             <w:top w:w="15" w:type="dxa"/>
             <w:left w:w="15" w:type="dxa"/>
@@ -20368,6 +19939,296 @@
                 <w:lang w:val="en-US" w:eastAsia="zh-CN"/>
               </w:rPr>
               <w:t>研发团队薪酬、绩效</w:t>
+            </w:r>
+          </w:p>
+        </w:tc>
+      </w:tr>
+      <w:tr>
+        <w:tblPrEx>
+          <w:tblBorders>
+            <w:top w:val="none" w:color="auto" w:sz="0" w:space="0"/>
+            <w:left w:val="none" w:color="auto" w:sz="0" w:space="0"/>
+            <w:bottom w:val="none" w:color="auto" w:sz="0" w:space="0"/>
+            <w:right w:val="none" w:color="auto" w:sz="0" w:space="0"/>
+            <w:insideH w:val="none" w:color="auto" w:sz="0" w:space="0"/>
+            <w:insideV w:val="none" w:color="auto" w:sz="0" w:space="0"/>
+          </w:tblBorders>
+          <w:tblCellMar>
+            <w:top w:w="15" w:type="dxa"/>
+            <w:left w:w="15" w:type="dxa"/>
+            <w:bottom w:w="15" w:type="dxa"/>
+            <w:right w:w="15" w:type="dxa"/>
+          </w:tblCellMar>
+        </w:tblPrEx>
+        <w:trPr>
+          <w:trHeight w:val="0" w:hRule="atLeast"/>
+          <w:jc w:val="center"/>
+        </w:trPr>
+        <w:tc>
+          <w:tcPr>
+            <w:tcW w:w="0" w:type="auto"/>
+            <w:tcBorders>
+              <w:top w:val="single" w:color="auto" w:sz="4" w:space="0"/>
+              <w:left w:val="single" w:color="auto" w:sz="12" w:space="0"/>
+              <w:bottom w:val="nil"/>
+              <w:right w:val="nil"/>
+            </w:tcBorders>
+            <w:shd w:val="clear" w:color="auto" w:fill="auto"/>
+            <w:tcMar>
+              <w:top w:w="120" w:type="dxa"/>
+              <w:left w:w="-1" w:type="dxa"/>
+              <w:bottom w:w="120" w:type="dxa"/>
+              <w:right w:w="192" w:type="dxa"/>
+            </w:tcMar>
+            <w:vAlign w:val="center"/>
+          </w:tcPr>
+          <w:p>
+            <w:pPr>
+              <w:keepNext w:val="0"/>
+              <w:keepLines w:val="0"/>
+              <w:pageBreakBefore w:val="0"/>
+              <w:widowControl w:val="0"/>
+              <w:suppressLineNumbers w:val="0"/>
+              <w:kinsoku w:val="0"/>
+              <w:wordWrap/>
+              <w:overflowPunct/>
+              <w:topLinePunct w:val="0"/>
+              <w:autoSpaceDE w:val="0"/>
+              <w:autoSpaceDN w:val="0"/>
+              <w:bidi w:val="0"/>
+              <w:adjustRightInd w:val="0"/>
+              <w:snapToGrid w:val="0"/>
+              <w:spacing w:line="240" w:lineRule="auto"/>
+              <w:ind w:left="0" w:leftChars="0" w:right="0" w:rightChars="0" w:firstLine="0" w:firstLineChars="0"/>
+              <w:jc w:val="center"/>
+              <w:textAlignment w:val="baseline"/>
+              <w:rPr>
+                <w:rFonts w:hint="default" w:ascii="Segoe UI" w:hAnsi="Segoe UI" w:eastAsia="Segoe UI" w:cs="Segoe UI"/>
+                <w:i w:val="0"/>
+                <w:iCs w:val="0"/>
+                <w:caps w:val="0"/>
+                <w:color w:val="0F1115"/>
+                <w:spacing w:val="0"/>
+                <w:sz w:val="18"/>
+                <w:szCs w:val="18"/>
+              </w:rPr>
+            </w:pPr>
+            <w:r>
+              <w:rPr>
+                <w:rFonts w:hint="default" w:ascii="Segoe UI" w:hAnsi="Segoe UI" w:eastAsia="Segoe UI" w:cs="Segoe UI"/>
+                <w:i w:val="0"/>
+                <w:iCs w:val="0"/>
+                <w:caps w:val="0"/>
+                <w:snapToGrid w:val="0"/>
+                <w:color w:val="000000"/>
+                <w:spacing w:val="0"/>
+                <w:kern w:val="0"/>
+                <w:sz w:val="18"/>
+                <w:szCs w:val="18"/>
+                <w:lang w:val="en-US" w:eastAsia="zh-CN"/>
+              </w:rPr>
+              <w:t>2</w:t>
+            </w:r>
+          </w:p>
+        </w:tc>
+        <w:tc>
+          <w:tcPr>
+            <w:tcW w:w="0" w:type="auto"/>
+            <w:tcBorders>
+              <w:top w:val="single" w:color="auto" w:sz="4" w:space="0"/>
+              <w:left w:val="single" w:color="auto" w:sz="4" w:space="0"/>
+              <w:bottom w:val="nil"/>
+              <w:right w:val="nil"/>
+            </w:tcBorders>
+            <w:shd w:val="clear" w:color="auto" w:fill="auto"/>
+            <w:tcMar>
+              <w:top w:w="120" w:type="dxa"/>
+              <w:left w:w="192" w:type="dxa"/>
+              <w:bottom w:w="120" w:type="dxa"/>
+              <w:right w:w="192" w:type="dxa"/>
+            </w:tcMar>
+            <w:vAlign w:val="center"/>
+          </w:tcPr>
+          <w:p>
+            <w:pPr>
+              <w:keepNext w:val="0"/>
+              <w:keepLines w:val="0"/>
+              <w:pageBreakBefore w:val="0"/>
+              <w:widowControl w:val="0"/>
+              <w:suppressLineNumbers w:val="0"/>
+              <w:kinsoku w:val="0"/>
+              <w:wordWrap/>
+              <w:overflowPunct/>
+              <w:topLinePunct w:val="0"/>
+              <w:autoSpaceDE w:val="0"/>
+              <w:autoSpaceDN w:val="0"/>
+              <w:bidi w:val="0"/>
+              <w:adjustRightInd w:val="0"/>
+              <w:snapToGrid w:val="0"/>
+              <w:spacing w:line="240" w:lineRule="auto"/>
+              <w:ind w:left="0" w:leftChars="0" w:right="0" w:rightChars="0" w:firstLine="0" w:firstLineChars="0"/>
+              <w:jc w:val="center"/>
+              <w:textAlignment w:val="baseline"/>
+              <w:rPr>
+                <w:rFonts w:hint="default" w:ascii="Segoe UI" w:hAnsi="Segoe UI" w:eastAsia="Segoe UI" w:cs="Segoe UI"/>
+                <w:i w:val="0"/>
+                <w:iCs w:val="0"/>
+                <w:caps w:val="0"/>
+                <w:color w:val="0F1115"/>
+                <w:spacing w:val="0"/>
+                <w:sz w:val="18"/>
+                <w:szCs w:val="18"/>
+              </w:rPr>
+            </w:pPr>
+            <w:r>
+              <w:rPr>
+                <w:rFonts w:hint="default" w:ascii="Segoe UI" w:hAnsi="Segoe UI" w:eastAsia="Segoe UI" w:cs="Segoe UI"/>
+                <w:i w:val="0"/>
+                <w:iCs w:val="0"/>
+                <w:caps w:val="0"/>
+                <w:snapToGrid w:val="0"/>
+                <w:color w:val="000000"/>
+                <w:spacing w:val="0"/>
+                <w:kern w:val="0"/>
+                <w:sz w:val="18"/>
+                <w:szCs w:val="18"/>
+                <w:lang w:val="en-US" w:eastAsia="zh-CN"/>
+              </w:rPr>
+              <w:t>测试与授权费用</w:t>
+            </w:r>
+          </w:p>
+        </w:tc>
+        <w:tc>
+          <w:tcPr>
+            <w:tcW w:w="0" w:type="auto"/>
+            <w:tcBorders>
+              <w:top w:val="single" w:color="auto" w:sz="4" w:space="0"/>
+              <w:left w:val="single" w:color="auto" w:sz="4" w:space="0"/>
+              <w:bottom w:val="nil"/>
+              <w:right w:val="nil"/>
+            </w:tcBorders>
+            <w:shd w:val="clear" w:color="auto" w:fill="auto"/>
+            <w:tcMar>
+              <w:top w:w="120" w:type="dxa"/>
+              <w:left w:w="192" w:type="dxa"/>
+              <w:bottom w:w="120" w:type="dxa"/>
+              <w:right w:w="192" w:type="dxa"/>
+            </w:tcMar>
+            <w:vAlign w:val="center"/>
+          </w:tcPr>
+          <w:p>
+            <w:pPr>
+              <w:keepNext w:val="0"/>
+              <w:keepLines w:val="0"/>
+              <w:pageBreakBefore w:val="0"/>
+              <w:widowControl w:val="0"/>
+              <w:suppressLineNumbers w:val="0"/>
+              <w:kinsoku w:val="0"/>
+              <w:wordWrap/>
+              <w:overflowPunct/>
+              <w:topLinePunct w:val="0"/>
+              <w:autoSpaceDE w:val="0"/>
+              <w:autoSpaceDN w:val="0"/>
+              <w:bidi w:val="0"/>
+              <w:adjustRightInd w:val="0"/>
+              <w:snapToGrid w:val="0"/>
+              <w:spacing w:line="240" w:lineRule="auto"/>
+              <w:ind w:left="0" w:leftChars="0" w:right="0" w:rightChars="0" w:firstLine="0" w:firstLineChars="0"/>
+              <w:jc w:val="left"/>
+              <w:textAlignment w:val="baseline"/>
+              <w:rPr>
+                <w:rFonts w:hint="default" w:ascii="Segoe UI" w:hAnsi="Segoe UI" w:eastAsia="Segoe UI" w:cs="Segoe UI"/>
+                <w:i w:val="0"/>
+                <w:iCs w:val="0"/>
+                <w:caps w:val="0"/>
+                <w:color w:val="0F1115"/>
+                <w:spacing w:val="0"/>
+                <w:sz w:val="18"/>
+                <w:szCs w:val="18"/>
+              </w:rPr>
+            </w:pPr>
+            <w:r>
+              <w:rPr>
+                <w:rFonts w:hint="default" w:ascii="Segoe UI" w:hAnsi="Segoe UI" w:eastAsia="Segoe UI" w:cs="Segoe UI"/>
+                <w:i w:val="0"/>
+                <w:iCs w:val="0"/>
+                <w:caps w:val="0"/>
+                <w:snapToGrid w:val="0"/>
+                <w:color w:val="000000"/>
+                <w:spacing w:val="0"/>
+                <w:kern w:val="0"/>
+                <w:sz w:val="18"/>
+                <w:szCs w:val="18"/>
+                <w:lang w:val="en-US" w:eastAsia="zh-CN"/>
+              </w:rPr>
+              <w:t>2.0</w:t>
+            </w:r>
+          </w:p>
+        </w:tc>
+        <w:tc>
+          <w:tcPr>
+            <w:tcW w:w="3275" w:type="dxa"/>
+            <w:tcBorders>
+              <w:top w:val="single" w:color="auto" w:sz="4" w:space="0"/>
+              <w:left w:val="single" w:color="auto" w:sz="4" w:space="0"/>
+              <w:bottom w:val="nil"/>
+              <w:right w:val="single" w:color="auto" w:sz="12" w:space="0"/>
+            </w:tcBorders>
+            <w:shd w:val="clear" w:color="auto" w:fill="auto"/>
+            <w:tcMar>
+              <w:top w:w="120" w:type="dxa"/>
+              <w:left w:w="192" w:type="dxa"/>
+              <w:bottom w:w="120" w:type="dxa"/>
+              <w:right w:w="-1" w:type="dxa"/>
+            </w:tcMar>
+            <w:vAlign w:val="center"/>
+          </w:tcPr>
+          <w:p>
+            <w:pPr>
+              <w:keepNext w:val="0"/>
+              <w:keepLines w:val="0"/>
+              <w:pageBreakBefore w:val="0"/>
+              <w:widowControl w:val="0"/>
+              <w:suppressLineNumbers w:val="0"/>
+              <w:kinsoku w:val="0"/>
+              <w:wordWrap/>
+              <w:overflowPunct/>
+              <w:topLinePunct w:val="0"/>
+              <w:autoSpaceDE w:val="0"/>
+              <w:autoSpaceDN w:val="0"/>
+              <w:bidi w:val="0"/>
+              <w:adjustRightInd w:val="0"/>
+              <w:snapToGrid w:val="0"/>
+              <w:spacing w:line="240" w:lineRule="auto"/>
+              <w:ind w:left="0" w:leftChars="0" w:right="0" w:rightChars="0" w:firstLine="0" w:firstLineChars="0"/>
+              <w:jc w:val="left"/>
+              <w:textAlignment w:val="baseline"/>
+              <w:rPr>
+                <w:rFonts w:hint="default" w:ascii="Segoe UI" w:hAnsi="Segoe UI" w:eastAsia="Segoe UI" w:cs="Segoe UI"/>
+                <w:i w:val="0"/>
+                <w:iCs w:val="0"/>
+                <w:caps w:val="0"/>
+                <w:color w:val="0F1115"/>
+                <w:spacing w:val="0"/>
+                <w:sz w:val="18"/>
+                <w:szCs w:val="18"/>
+              </w:rPr>
+            </w:pPr>
+            <w:r>
+              <w:rPr>
+                <w:rFonts w:hint="default" w:ascii="Segoe UI" w:hAnsi="Segoe UI" w:eastAsia="Segoe UI" w:cs="Segoe UI"/>
+                <w:i w:val="0"/>
+                <w:iCs w:val="0"/>
+                <w:caps w:val="0"/>
+                <w:snapToGrid w:val="0"/>
+                <w:color w:val="000000"/>
+                <w:spacing w:val="0"/>
+                <w:kern w:val="0"/>
+                <w:sz w:val="18"/>
+                <w:szCs w:val="18"/>
+                <w:lang w:val="en-US" w:eastAsia="zh-CN"/>
+              </w:rPr>
+              <w:t>软件测试、第三方服务</w:t>
             </w:r>
           </w:p>
         </w:tc>
@@ -20457,7 +20318,7 @@
                 <w:szCs w:val="18"/>
                 <w:lang w:val="en-US" w:eastAsia="zh-CN"/>
               </w:rPr>
-              <w:t>2</w:t>
+              <w:t>3</w:t>
             </w:r>
           </w:p>
         </w:tc>
@@ -20524,7 +20385,7 @@
                 <w:szCs w:val="18"/>
                 <w:lang w:val="en-US" w:eastAsia="zh-CN"/>
               </w:rPr>
-              <w:t>测试与授权费用</w:t>
+              <w:t>云服务器费用</w:t>
             </w:r>
           </w:p>
         </w:tc>
@@ -20591,7 +20452,7 @@
                 <w:szCs w:val="18"/>
                 <w:lang w:val="en-US" w:eastAsia="zh-CN"/>
               </w:rPr>
-              <w:t>2.0</w:t>
+              <w:t>3.0</w:t>
             </w:r>
           </w:p>
         </w:tc>
@@ -20658,7 +20519,7 @@
                 <w:szCs w:val="18"/>
                 <w:lang w:val="en-US" w:eastAsia="zh-CN"/>
               </w:rPr>
-              <w:t>软件测试、第三方服务</w:t>
+              <w:t>AIOps测试环境、生产环境</w:t>
             </w:r>
           </w:p>
         </w:tc>
@@ -20747,7 +20608,7 @@
                 <w:szCs w:val="18"/>
                 <w:lang w:val="en-US" w:eastAsia="zh-CN"/>
               </w:rPr>
-              <w:t>3</w:t>
+              <w:t>4</w:t>
             </w:r>
           </w:p>
         </w:tc>
@@ -20814,7 +20675,7 @@
                 <w:szCs w:val="18"/>
                 <w:lang w:val="en-US" w:eastAsia="zh-CN"/>
               </w:rPr>
-              <w:t>云服务器费用</w:t>
+              <w:t>培训与咨询费用</w:t>
             </w:r>
           </w:p>
         </w:tc>
@@ -20881,7 +20742,7 @@
                 <w:szCs w:val="18"/>
                 <w:lang w:val="en-US" w:eastAsia="zh-CN"/>
               </w:rPr>
-              <w:t>3.0</w:t>
+              <w:t>2.0</w:t>
             </w:r>
           </w:p>
         </w:tc>
@@ -20948,7 +20809,7 @@
                 <w:szCs w:val="18"/>
                 <w:lang w:val="en-US" w:eastAsia="zh-CN"/>
               </w:rPr>
-              <w:t>AIOps测试环境、生产环境</w:t>
+              <w:t>新技术培训、外部咨询</w:t>
             </w:r>
           </w:p>
         </w:tc>
@@ -21038,7 +20899,7 @@
                 <w:szCs w:val="18"/>
                 <w:lang w:val="en-US" w:eastAsia="zh-CN"/>
               </w:rPr>
-              <w:t>4</w:t>
+              <w:t>5</w:t>
             </w:r>
           </w:p>
         </w:tc>
@@ -21105,7 +20966,7 @@
                 <w:szCs w:val="18"/>
                 <w:lang w:val="en-US" w:eastAsia="zh-CN"/>
               </w:rPr>
-              <w:t>培训与咨询费用</w:t>
+              <w:t>手册研发成本</w:t>
             </w:r>
           </w:p>
         </w:tc>
@@ -21172,7 +21033,7 @@
                 <w:szCs w:val="18"/>
                 <w:lang w:val="en-US" w:eastAsia="zh-CN"/>
               </w:rPr>
-              <w:t>2.0</w:t>
+              <w:t>2.5</w:t>
             </w:r>
           </w:p>
         </w:tc>
@@ -21239,7 +21100,7 @@
                 <w:szCs w:val="18"/>
                 <w:lang w:val="en-US" w:eastAsia="zh-CN"/>
               </w:rPr>
-              <w:t>新技术培训、外部咨询</w:t>
+              <w:t>手册编写、排版、印刷</w:t>
             </w:r>
           </w:p>
         </w:tc>
@@ -21255,296 +21116,6 @@
             <w:insideV w:val="none" w:color="auto" w:sz="0" w:space="0"/>
           </w:tblBorders>
           <w:shd w:val="clear" w:color="auto" w:fill="auto"/>
-          <w:tblCellMar>
-            <w:top w:w="15" w:type="dxa"/>
-            <w:left w:w="15" w:type="dxa"/>
-            <w:bottom w:w="15" w:type="dxa"/>
-            <w:right w:w="15" w:type="dxa"/>
-          </w:tblCellMar>
-        </w:tblPrEx>
-        <w:trPr>
-          <w:trHeight w:val="0" w:hRule="atLeast"/>
-          <w:jc w:val="center"/>
-        </w:trPr>
-        <w:tc>
-          <w:tcPr>
-            <w:tcW w:w="0" w:type="auto"/>
-            <w:tcBorders>
-              <w:top w:val="single" w:color="auto" w:sz="4" w:space="0"/>
-              <w:left w:val="single" w:color="auto" w:sz="12" w:space="0"/>
-              <w:bottom w:val="nil"/>
-              <w:right w:val="nil"/>
-            </w:tcBorders>
-            <w:shd w:val="clear" w:color="auto" w:fill="auto"/>
-            <w:tcMar>
-              <w:top w:w="120" w:type="dxa"/>
-              <w:left w:w="-1" w:type="dxa"/>
-              <w:bottom w:w="120" w:type="dxa"/>
-              <w:right w:w="192" w:type="dxa"/>
-            </w:tcMar>
-            <w:vAlign w:val="center"/>
-          </w:tcPr>
-          <w:p>
-            <w:pPr>
-              <w:keepNext w:val="0"/>
-              <w:keepLines w:val="0"/>
-              <w:pageBreakBefore w:val="0"/>
-              <w:widowControl w:val="0"/>
-              <w:suppressLineNumbers w:val="0"/>
-              <w:kinsoku w:val="0"/>
-              <w:wordWrap/>
-              <w:overflowPunct/>
-              <w:topLinePunct w:val="0"/>
-              <w:autoSpaceDE w:val="0"/>
-              <w:autoSpaceDN w:val="0"/>
-              <w:bidi w:val="0"/>
-              <w:adjustRightInd w:val="0"/>
-              <w:snapToGrid w:val="0"/>
-              <w:spacing w:line="240" w:lineRule="auto"/>
-              <w:ind w:left="0" w:leftChars="0" w:right="0" w:rightChars="0" w:firstLine="0" w:firstLineChars="0"/>
-              <w:jc w:val="center"/>
-              <w:textAlignment w:val="baseline"/>
-              <w:rPr>
-                <w:rFonts w:hint="default" w:ascii="Segoe UI" w:hAnsi="Segoe UI" w:eastAsia="Segoe UI" w:cs="Segoe UI"/>
-                <w:i w:val="0"/>
-                <w:iCs w:val="0"/>
-                <w:caps w:val="0"/>
-                <w:color w:val="0F1115"/>
-                <w:spacing w:val="0"/>
-                <w:sz w:val="18"/>
-                <w:szCs w:val="18"/>
-              </w:rPr>
-            </w:pPr>
-            <w:r>
-              <w:rPr>
-                <w:rFonts w:hint="default" w:ascii="Segoe UI" w:hAnsi="Segoe UI" w:eastAsia="Segoe UI" w:cs="Segoe UI"/>
-                <w:i w:val="0"/>
-                <w:iCs w:val="0"/>
-                <w:caps w:val="0"/>
-                <w:snapToGrid w:val="0"/>
-                <w:color w:val="000000"/>
-                <w:spacing w:val="0"/>
-                <w:kern w:val="0"/>
-                <w:sz w:val="18"/>
-                <w:szCs w:val="18"/>
-                <w:lang w:val="en-US" w:eastAsia="zh-CN"/>
-              </w:rPr>
-              <w:t>5</w:t>
-            </w:r>
-          </w:p>
-        </w:tc>
-        <w:tc>
-          <w:tcPr>
-            <w:tcW w:w="0" w:type="auto"/>
-            <w:tcBorders>
-              <w:top w:val="single" w:color="auto" w:sz="4" w:space="0"/>
-              <w:left w:val="single" w:color="auto" w:sz="4" w:space="0"/>
-              <w:bottom w:val="nil"/>
-              <w:right w:val="nil"/>
-            </w:tcBorders>
-            <w:shd w:val="clear" w:color="auto" w:fill="auto"/>
-            <w:tcMar>
-              <w:top w:w="120" w:type="dxa"/>
-              <w:left w:w="192" w:type="dxa"/>
-              <w:bottom w:w="120" w:type="dxa"/>
-              <w:right w:w="192" w:type="dxa"/>
-            </w:tcMar>
-            <w:vAlign w:val="center"/>
-          </w:tcPr>
-          <w:p>
-            <w:pPr>
-              <w:keepNext w:val="0"/>
-              <w:keepLines w:val="0"/>
-              <w:pageBreakBefore w:val="0"/>
-              <w:widowControl w:val="0"/>
-              <w:suppressLineNumbers w:val="0"/>
-              <w:kinsoku w:val="0"/>
-              <w:wordWrap/>
-              <w:overflowPunct/>
-              <w:topLinePunct w:val="0"/>
-              <w:autoSpaceDE w:val="0"/>
-              <w:autoSpaceDN w:val="0"/>
-              <w:bidi w:val="0"/>
-              <w:adjustRightInd w:val="0"/>
-              <w:snapToGrid w:val="0"/>
-              <w:spacing w:line="240" w:lineRule="auto"/>
-              <w:ind w:left="0" w:leftChars="0" w:right="0" w:rightChars="0" w:firstLine="0" w:firstLineChars="0"/>
-              <w:jc w:val="center"/>
-              <w:textAlignment w:val="baseline"/>
-              <w:rPr>
-                <w:rFonts w:hint="default" w:ascii="Segoe UI" w:hAnsi="Segoe UI" w:eastAsia="Segoe UI" w:cs="Segoe UI"/>
-                <w:i w:val="0"/>
-                <w:iCs w:val="0"/>
-                <w:caps w:val="0"/>
-                <w:color w:val="0F1115"/>
-                <w:spacing w:val="0"/>
-                <w:sz w:val="18"/>
-                <w:szCs w:val="18"/>
-              </w:rPr>
-            </w:pPr>
-            <w:r>
-              <w:rPr>
-                <w:rFonts w:hint="default" w:ascii="Segoe UI" w:hAnsi="Segoe UI" w:eastAsia="Segoe UI" w:cs="Segoe UI"/>
-                <w:i w:val="0"/>
-                <w:iCs w:val="0"/>
-                <w:caps w:val="0"/>
-                <w:snapToGrid w:val="0"/>
-                <w:color w:val="000000"/>
-                <w:spacing w:val="0"/>
-                <w:kern w:val="0"/>
-                <w:sz w:val="18"/>
-                <w:szCs w:val="18"/>
-                <w:lang w:val="en-US" w:eastAsia="zh-CN"/>
-              </w:rPr>
-              <w:t>手册研发成本</w:t>
-            </w:r>
-          </w:p>
-        </w:tc>
-        <w:tc>
-          <w:tcPr>
-            <w:tcW w:w="0" w:type="auto"/>
-            <w:tcBorders>
-              <w:top w:val="single" w:color="auto" w:sz="4" w:space="0"/>
-              <w:left w:val="single" w:color="auto" w:sz="4" w:space="0"/>
-              <w:bottom w:val="nil"/>
-              <w:right w:val="nil"/>
-            </w:tcBorders>
-            <w:shd w:val="clear" w:color="auto" w:fill="auto"/>
-            <w:tcMar>
-              <w:top w:w="120" w:type="dxa"/>
-              <w:left w:w="192" w:type="dxa"/>
-              <w:bottom w:w="120" w:type="dxa"/>
-              <w:right w:w="192" w:type="dxa"/>
-            </w:tcMar>
-            <w:vAlign w:val="center"/>
-          </w:tcPr>
-          <w:p>
-            <w:pPr>
-              <w:keepNext w:val="0"/>
-              <w:keepLines w:val="0"/>
-              <w:pageBreakBefore w:val="0"/>
-              <w:widowControl w:val="0"/>
-              <w:suppressLineNumbers w:val="0"/>
-              <w:kinsoku w:val="0"/>
-              <w:wordWrap/>
-              <w:overflowPunct/>
-              <w:topLinePunct w:val="0"/>
-              <w:autoSpaceDE w:val="0"/>
-              <w:autoSpaceDN w:val="0"/>
-              <w:bidi w:val="0"/>
-              <w:adjustRightInd w:val="0"/>
-              <w:snapToGrid w:val="0"/>
-              <w:spacing w:line="240" w:lineRule="auto"/>
-              <w:ind w:left="0" w:leftChars="0" w:right="0" w:rightChars="0" w:firstLine="0" w:firstLineChars="0"/>
-              <w:jc w:val="left"/>
-              <w:textAlignment w:val="baseline"/>
-              <w:rPr>
-                <w:rFonts w:hint="default" w:ascii="Segoe UI" w:hAnsi="Segoe UI" w:eastAsia="Segoe UI" w:cs="Segoe UI"/>
-                <w:i w:val="0"/>
-                <w:iCs w:val="0"/>
-                <w:caps w:val="0"/>
-                <w:color w:val="0F1115"/>
-                <w:spacing w:val="0"/>
-                <w:sz w:val="18"/>
-                <w:szCs w:val="18"/>
-              </w:rPr>
-            </w:pPr>
-            <w:r>
-              <w:rPr>
-                <w:rFonts w:hint="default" w:ascii="Segoe UI" w:hAnsi="Segoe UI" w:eastAsia="Segoe UI" w:cs="Segoe UI"/>
-                <w:i w:val="0"/>
-                <w:iCs w:val="0"/>
-                <w:caps w:val="0"/>
-                <w:snapToGrid w:val="0"/>
-                <w:color w:val="000000"/>
-                <w:spacing w:val="0"/>
-                <w:kern w:val="0"/>
-                <w:sz w:val="18"/>
-                <w:szCs w:val="18"/>
-                <w:lang w:val="en-US" w:eastAsia="zh-CN"/>
-              </w:rPr>
-              <w:t>2.5</w:t>
-            </w:r>
-          </w:p>
-        </w:tc>
-        <w:tc>
-          <w:tcPr>
-            <w:tcW w:w="3275" w:type="dxa"/>
-            <w:tcBorders>
-              <w:top w:val="single" w:color="auto" w:sz="4" w:space="0"/>
-              <w:left w:val="single" w:color="auto" w:sz="4" w:space="0"/>
-              <w:bottom w:val="nil"/>
-              <w:right w:val="single" w:color="auto" w:sz="12" w:space="0"/>
-            </w:tcBorders>
-            <w:shd w:val="clear" w:color="auto" w:fill="auto"/>
-            <w:tcMar>
-              <w:top w:w="120" w:type="dxa"/>
-              <w:left w:w="192" w:type="dxa"/>
-              <w:bottom w:w="120" w:type="dxa"/>
-              <w:right w:w="-1" w:type="dxa"/>
-            </w:tcMar>
-            <w:vAlign w:val="center"/>
-          </w:tcPr>
-          <w:p>
-            <w:pPr>
-              <w:keepNext w:val="0"/>
-              <w:keepLines w:val="0"/>
-              <w:pageBreakBefore w:val="0"/>
-              <w:widowControl w:val="0"/>
-              <w:suppressLineNumbers w:val="0"/>
-              <w:kinsoku w:val="0"/>
-              <w:wordWrap/>
-              <w:overflowPunct/>
-              <w:topLinePunct w:val="0"/>
-              <w:autoSpaceDE w:val="0"/>
-              <w:autoSpaceDN w:val="0"/>
-              <w:bidi w:val="0"/>
-              <w:adjustRightInd w:val="0"/>
-              <w:snapToGrid w:val="0"/>
-              <w:spacing w:line="240" w:lineRule="auto"/>
-              <w:ind w:left="0" w:leftChars="0" w:right="0" w:rightChars="0" w:firstLine="0" w:firstLineChars="0"/>
-              <w:jc w:val="left"/>
-              <w:textAlignment w:val="baseline"/>
-              <w:rPr>
-                <w:rFonts w:hint="default" w:ascii="Segoe UI" w:hAnsi="Segoe UI" w:eastAsia="Segoe UI" w:cs="Segoe UI"/>
-                <w:i w:val="0"/>
-                <w:iCs w:val="0"/>
-                <w:caps w:val="0"/>
-                <w:color w:val="0F1115"/>
-                <w:spacing w:val="0"/>
-                <w:sz w:val="18"/>
-                <w:szCs w:val="18"/>
-              </w:rPr>
-            </w:pPr>
-            <w:r>
-              <w:rPr>
-                <w:rFonts w:hint="default" w:ascii="Segoe UI" w:hAnsi="Segoe UI" w:eastAsia="Segoe UI" w:cs="Segoe UI"/>
-                <w:i w:val="0"/>
-                <w:iCs w:val="0"/>
-                <w:caps w:val="0"/>
-                <w:snapToGrid w:val="0"/>
-                <w:color w:val="000000"/>
-                <w:spacing w:val="0"/>
-                <w:kern w:val="0"/>
-                <w:sz w:val="18"/>
-                <w:szCs w:val="18"/>
-                <w:lang w:val="en-US" w:eastAsia="zh-CN"/>
-              </w:rPr>
-              <w:t>手册编写、排版、印刷</w:t>
-            </w:r>
-          </w:p>
-        </w:tc>
-      </w:tr>
-      <w:tr>
-        <w:tblPrEx>
-          <w:tblBorders>
-            <w:top w:val="none" w:color="auto" w:sz="0" w:space="0"/>
-            <w:left w:val="none" w:color="auto" w:sz="0" w:space="0"/>
-            <w:bottom w:val="none" w:color="auto" w:sz="0" w:space="0"/>
-            <w:right w:val="none" w:color="auto" w:sz="0" w:space="0"/>
-            <w:insideH w:val="none" w:color="auto" w:sz="0" w:space="0"/>
-            <w:insideV w:val="none" w:color="auto" w:sz="0" w:space="0"/>
-          </w:tblBorders>
           <w:tblCellMar>
             <w:top w:w="15" w:type="dxa"/>
             <w:left w:w="15" w:type="dxa"/>
@@ -22113,7 +21684,7 @@
           <w:lang w:val="en-US" w:eastAsia="zh-CN"/>
         </w:rPr>
       </w:pPr>
-      <w:bookmarkStart w:id="22" w:name="_Toc6417"/>
+      <w:bookmarkStart w:id="22" w:name="_Toc16467"/>
       <w:r>
         <w:rPr>
           <w:rFonts w:hint="default"/>
@@ -22214,12 +21785,12 @@
       </w:r>
     </w:p>
     <w:sectPr>
+      <w:headerReference r:id="rId7" w:type="first"/>
+      <w:footerReference r:id="rId10" w:type="first"/>
       <w:headerReference r:id="rId5" w:type="default"/>
-      <w:footerReference w:type="default" r:id="rId11"/>
-      <w:headerReference w:type="first" r:id="rId12"/>
-      <w:footerReference w:type="first" r:id="rId13"/>
-      <w:headerReference w:type="even" r:id="rId14"/>
-      <w:footerReference w:type="even" r:id="rId15"/>
+      <w:footerReference r:id="rId8" w:type="default"/>
+      <w:headerReference r:id="rId6" w:type="even"/>
+      <w:footerReference r:id="rId9" w:type="even"/>
       <w:pgSz w:w="11906" w:h="16838"/>
       <w:pgMar w:top="1417" w:right="1800" w:bottom="1440" w:left="1800" w:header="1140" w:footer="992" w:gutter="0"/>
       <w:cols w:space="425" w:num="1"/>
@@ -22255,32 +21826,20 @@
 </file>
 
 <file path=word/footer1.xml><?xml version="1.0" encoding="utf-8"?>
-<w:ftr xmlns:m="http://schemas.openxmlformats.org/officeDocument/2006/math" xmlns:mc="http://schemas.openxmlformats.org/markup-compatibility/2006" xmlns:mo="http://schemas.microsoft.com/office/mac/office/2008/main" xmlns:mv="urn:schemas-microsoft-com:mac:vml" xmlns:o="urn:schemas-microsoft-com:office:office" xmlns:r="http://schemas.openxmlformats.org/officeDocument/2006/relationships" xmlns:v="urn:schemas-microsoft-com:vml" xmlns:w10="urn:schemas-microsoft-com:office:word" xmlns:w14="http://schemas.microsoft.com/office/word/2010/wordml" xmlns:w="http://schemas.openxmlformats.org/wordprocessingml/2006/main" xmlns:wne="http://schemas.microsoft.com/office/word/2006/wordml" xmlns:wp14="http://schemas.microsoft.com/office/word/2010/wordprocessingDrawing" xmlns:wp="http://schemas.openxmlformats.org/drawingml/2006/wordprocessingDrawing" xmlns:wpc="http://schemas.microsoft.com/office/word/2010/wordprocessingCanvas" xmlns:wpg="http://schemas.microsoft.com/office/word/2010/wordprocessingGroup" xmlns:wpi="http://schemas.microsoft.com/office/word/2010/wordprocessingInk" xmlns:wps="http://schemas.microsoft.com/office/word/2010/wordprocessingShape" mc:Ignorable="w14 wp14">
-  <w:p>
-    <w:pPr>
-      <w:pStyle w:val="Footer"/>
-    </w:pPr>
-  </w:p>
+<w:ftr xmlns:wpc="http://schemas.microsoft.com/office/word/2010/wordprocessingCanvas" xmlns:mc="http://schemas.openxmlformats.org/markup-compatibility/2006" xmlns:o="urn:schemas-microsoft-com:office:office" xmlns:r="http://schemas.openxmlformats.org/officeDocument/2006/relationships" xmlns:m="http://schemas.openxmlformats.org/officeDocument/2006/math" xmlns:v="urn:schemas-microsoft-com:vml" xmlns:wp14="http://schemas.microsoft.com/office/word/2010/wordprocessingDrawing" xmlns:wp="http://schemas.openxmlformats.org/drawingml/2006/wordprocessingDrawing" xmlns:w10="urn:schemas-microsoft-com:office:word" xmlns:w="http://schemas.openxmlformats.org/wordprocessingml/2006/main" xmlns:w14="http://schemas.microsoft.com/office/word/2010/wordml" xmlns:w15="http://schemas.microsoft.com/office/word/2012/wordml" xmlns:wpg="http://schemas.microsoft.com/office/word/2010/wordprocessingGroup" xmlns:wpi="http://schemas.microsoft.com/office/word/2010/wordprocessingInk" xmlns:wne="http://schemas.microsoft.com/office/word/2006/wordml" xmlns:wps="http://schemas.microsoft.com/office/word/2010/wordprocessingShape" xmlns:wpsCustomData="http://www.wps.cn/officeDocument/2013/wpsCustomData" mc:Ignorable="w14 w15 wp14">
+  <w:p/>
 </w:ftr>
 </file>
 
 <file path=word/footer2.xml><?xml version="1.0" encoding="utf-8"?>
-<w:ftr xmlns:m="http://schemas.openxmlformats.org/officeDocument/2006/math" xmlns:mc="http://schemas.openxmlformats.org/markup-compatibility/2006" xmlns:mo="http://schemas.microsoft.com/office/mac/office/2008/main" xmlns:mv="urn:schemas-microsoft-com:mac:vml" xmlns:o="urn:schemas-microsoft-com:office:office" xmlns:r="http://schemas.openxmlformats.org/officeDocument/2006/relationships" xmlns:v="urn:schemas-microsoft-com:vml" xmlns:w10="urn:schemas-microsoft-com:office:word" xmlns:w14="http://schemas.microsoft.com/office/word/2010/wordml" xmlns:w="http://schemas.openxmlformats.org/wordprocessingml/2006/main" xmlns:wne="http://schemas.microsoft.com/office/word/2006/wordml" xmlns:wp14="http://schemas.microsoft.com/office/word/2010/wordprocessingDrawing" xmlns:wp="http://schemas.openxmlformats.org/drawingml/2006/wordprocessingDrawing" xmlns:wpc="http://schemas.microsoft.com/office/word/2010/wordprocessingCanvas" xmlns:wpg="http://schemas.microsoft.com/office/word/2010/wordprocessingGroup" xmlns:wpi="http://schemas.microsoft.com/office/word/2010/wordprocessingInk" xmlns:wps="http://schemas.microsoft.com/office/word/2010/wordprocessingShape" mc:Ignorable="w14 wp14">
-  <w:p>
-    <w:pPr>
-      <w:pStyle w:val="Footer"/>
-    </w:pPr>
-  </w:p>
+<w:ftr xmlns:wpc="http://schemas.microsoft.com/office/word/2010/wordprocessingCanvas" xmlns:mc="http://schemas.openxmlformats.org/markup-compatibility/2006" xmlns:o="urn:schemas-microsoft-com:office:office" xmlns:r="http://schemas.openxmlformats.org/officeDocument/2006/relationships" xmlns:m="http://schemas.openxmlformats.org/officeDocument/2006/math" xmlns:v="urn:schemas-microsoft-com:vml" xmlns:wp14="http://schemas.microsoft.com/office/word/2010/wordprocessingDrawing" xmlns:wp="http://schemas.openxmlformats.org/drawingml/2006/wordprocessingDrawing" xmlns:w10="urn:schemas-microsoft-com:office:word" xmlns:w="http://schemas.openxmlformats.org/wordprocessingml/2006/main" xmlns:w14="http://schemas.microsoft.com/office/word/2010/wordml" xmlns:w15="http://schemas.microsoft.com/office/word/2012/wordml" xmlns:wpg="http://schemas.microsoft.com/office/word/2010/wordprocessingGroup" xmlns:wpi="http://schemas.microsoft.com/office/word/2010/wordprocessingInk" xmlns:wne="http://schemas.microsoft.com/office/word/2006/wordml" xmlns:wps="http://schemas.microsoft.com/office/word/2010/wordprocessingShape" xmlns:wpsCustomData="http://www.wps.cn/officeDocument/2013/wpsCustomData" mc:Ignorable="w14 w15 wp14">
+  <w:p/>
 </w:ftr>
 </file>
 
 <file path=word/footer3.xml><?xml version="1.0" encoding="utf-8"?>
-<w:ftr xmlns:m="http://schemas.openxmlformats.org/officeDocument/2006/math" xmlns:mc="http://schemas.openxmlformats.org/markup-compatibility/2006" xmlns:mo="http://schemas.microsoft.com/office/mac/office/2008/main" xmlns:mv="urn:schemas-microsoft-com:mac:vml" xmlns:o="urn:schemas-microsoft-com:office:office" xmlns:r="http://schemas.openxmlformats.org/officeDocument/2006/relationships" xmlns:v="urn:schemas-microsoft-com:vml" xmlns:w10="urn:schemas-microsoft-com:office:word" xmlns:w14="http://schemas.microsoft.com/office/word/2010/wordml" xmlns:w="http://schemas.openxmlformats.org/wordprocessingml/2006/main" xmlns:wne="http://schemas.microsoft.com/office/word/2006/wordml" xmlns:wp14="http://schemas.microsoft.com/office/word/2010/wordprocessingDrawing" xmlns:wp="http://schemas.openxmlformats.org/drawingml/2006/wordprocessingDrawing" xmlns:wpc="http://schemas.microsoft.com/office/word/2010/wordprocessingCanvas" xmlns:wpg="http://schemas.microsoft.com/office/word/2010/wordprocessingGroup" xmlns:wpi="http://schemas.microsoft.com/office/word/2010/wordprocessingInk" xmlns:wps="http://schemas.microsoft.com/office/word/2010/wordprocessingShape" mc:Ignorable="w14 wp14">
-  <w:p>
-    <w:pPr>
-      <w:pStyle w:val="Footer"/>
-    </w:pPr>
-  </w:p>
+<w:ftr xmlns:wpc="http://schemas.microsoft.com/office/word/2010/wordprocessingCanvas" xmlns:mc="http://schemas.openxmlformats.org/markup-compatibility/2006" xmlns:o="urn:schemas-microsoft-com:office:office" xmlns:r="http://schemas.openxmlformats.org/officeDocument/2006/relationships" xmlns:m="http://schemas.openxmlformats.org/officeDocument/2006/math" xmlns:v="urn:schemas-microsoft-com:vml" xmlns:wp14="http://schemas.microsoft.com/office/word/2010/wordprocessingDrawing" xmlns:wp="http://schemas.openxmlformats.org/drawingml/2006/wordprocessingDrawing" xmlns:w10="urn:schemas-microsoft-com:office:word" xmlns:w="http://schemas.openxmlformats.org/wordprocessingml/2006/main" xmlns:w14="http://schemas.microsoft.com/office/word/2010/wordml" xmlns:w15="http://schemas.microsoft.com/office/word/2012/wordml" xmlns:wpg="http://schemas.microsoft.com/office/word/2010/wordprocessingGroup" xmlns:wpi="http://schemas.microsoft.com/office/word/2010/wordprocessingInk" xmlns:wne="http://schemas.microsoft.com/office/word/2006/wordml" xmlns:wps="http://schemas.microsoft.com/office/word/2010/wordprocessingShape" xmlns:wpsCustomData="http://www.wps.cn/officeDocument/2013/wpsCustomData" mc:Ignorable="w14 w15 wp14">
+  <w:p/>
 </w:ftr>
 </file>
 
@@ -22333,42 +21892,34 @@
         <w:lang w:val="en-US" w:eastAsia="zh-CN"/>
       </w:rPr>
       <w:tab/>
-      <w:tab/>
-      <w:t>重庆市鹧鸪哨信息技术有限责任公司</w:t>
     </w:r>
     <w:r>
       <w:rPr>
         <w:rFonts w:hint="eastAsia" w:eastAsiaTheme="minorEastAsia"/>
         <w:lang w:val="en-US" w:eastAsia="zh-CN"/>
       </w:rPr>
+      <w:tab/>
     </w:r>
     <w:r>
       <w:rPr>
         <w:rFonts w:hint="eastAsia" w:eastAsiaTheme="minorEastAsia"/>
         <w:lang w:val="en-US" w:eastAsia="zh-CN"/>
       </w:rPr>
+      <w:t>重庆市鹧鸪哨信息技术有限责任公司</w:t>
     </w:r>
   </w:p>
 </w:hdr>
 </file>
 
 <file path=word/header2.xml><?xml version="1.0" encoding="utf-8"?>
-<w:hdr xmlns:m="http://schemas.openxmlformats.org/officeDocument/2006/math" xmlns:mc="http://schemas.openxmlformats.org/markup-compatibility/2006" xmlns:mo="http://schemas.microsoft.com/office/mac/office/2008/main" xmlns:mv="urn:schemas-microsoft-com:mac:vml" xmlns:o="urn:schemas-microsoft-com:office:office" xmlns:r="http://schemas.openxmlformats.org/officeDocument/2006/relationships" xmlns:v="urn:schemas-microsoft-com:vml" xmlns:w10="urn:schemas-microsoft-com:office:word" xmlns:w14="http://schemas.microsoft.com/office/word/2010/wordml" xmlns:w="http://schemas.openxmlformats.org/wordprocessingml/2006/main" xmlns:wne="http://schemas.microsoft.com/office/word/2006/wordml" xmlns:wp14="http://schemas.microsoft.com/office/word/2010/wordprocessingDrawing" xmlns:wp="http://schemas.openxmlformats.org/drawingml/2006/wordprocessingDrawing" xmlns:wpc="http://schemas.microsoft.com/office/word/2010/wordprocessingCanvas" xmlns:wpg="http://schemas.microsoft.com/office/word/2010/wordprocessingGroup" xmlns:wpi="http://schemas.microsoft.com/office/word/2010/wordprocessingInk" xmlns:wps="http://schemas.microsoft.com/office/word/2010/wordprocessingShape" mc:Ignorable="w14 wp14">
-  <w:p>
-    <w:pPr>
-      <w:pStyle w:val="Header"/>
-    </w:pPr>
-  </w:p>
+<w:hdr xmlns:wpc="http://schemas.microsoft.com/office/word/2010/wordprocessingCanvas" xmlns:mc="http://schemas.openxmlformats.org/markup-compatibility/2006" xmlns:o="urn:schemas-microsoft-com:office:office" xmlns:r="http://schemas.openxmlformats.org/officeDocument/2006/relationships" xmlns:m="http://schemas.openxmlformats.org/officeDocument/2006/math" xmlns:v="urn:schemas-microsoft-com:vml" xmlns:wp14="http://schemas.microsoft.com/office/word/2010/wordprocessingDrawing" xmlns:wp="http://schemas.openxmlformats.org/drawingml/2006/wordprocessingDrawing" xmlns:w10="urn:schemas-microsoft-com:office:word" xmlns:w="http://schemas.openxmlformats.org/wordprocessingml/2006/main" xmlns:w14="http://schemas.microsoft.com/office/word/2010/wordml" xmlns:w15="http://schemas.microsoft.com/office/word/2012/wordml" xmlns:wpg="http://schemas.microsoft.com/office/word/2010/wordprocessingGroup" xmlns:wpi="http://schemas.microsoft.com/office/word/2010/wordprocessingInk" xmlns:wne="http://schemas.microsoft.com/office/word/2006/wordml" xmlns:wps="http://schemas.microsoft.com/office/word/2010/wordprocessingShape" xmlns:wpsCustomData="http://www.wps.cn/officeDocument/2013/wpsCustomData" mc:Ignorable="w14 w15 wp14">
+  <w:p/>
 </w:hdr>
 </file>
 
 <file path=word/header3.xml><?xml version="1.0" encoding="utf-8"?>
-<w:hdr xmlns:m="http://schemas.openxmlformats.org/officeDocument/2006/math" xmlns:mc="http://schemas.openxmlformats.org/markup-compatibility/2006" xmlns:mo="http://schemas.microsoft.com/office/mac/office/2008/main" xmlns:mv="urn:schemas-microsoft-com:mac:vml" xmlns:o="urn:schemas-microsoft-com:office:office" xmlns:r="http://schemas.openxmlformats.org/officeDocument/2006/relationships" xmlns:v="urn:schemas-microsoft-com:vml" xmlns:w10="urn:schemas-microsoft-com:office:word" xmlns:w14="http://schemas.microsoft.com/office/word/2010/wordml" xmlns:w="http://schemas.openxmlformats.org/wordprocessingml/2006/main" xmlns:wne="http://schemas.microsoft.com/office/word/2006/wordml" xmlns:wp14="http://schemas.microsoft.com/office/word/2010/wordprocessingDrawing" xmlns:wp="http://schemas.openxmlformats.org/drawingml/2006/wordprocessingDrawing" xmlns:wpc="http://schemas.microsoft.com/office/word/2010/wordprocessingCanvas" xmlns:wpg="http://schemas.microsoft.com/office/word/2010/wordprocessingGroup" xmlns:wpi="http://schemas.microsoft.com/office/word/2010/wordprocessingInk" xmlns:wps="http://schemas.microsoft.com/office/word/2010/wordprocessingShape" mc:Ignorable="w14 wp14">
-  <w:p>
-    <w:pPr>
-      <w:pStyle w:val="Header"/>
-    </w:pPr>
-  </w:p>
+<w:hdr xmlns:wpc="http://schemas.microsoft.com/office/word/2010/wordprocessingCanvas" xmlns:mc="http://schemas.openxmlformats.org/markup-compatibility/2006" xmlns:o="urn:schemas-microsoft-com:office:office" xmlns:r="http://schemas.openxmlformats.org/officeDocument/2006/relationships" xmlns:m="http://schemas.openxmlformats.org/officeDocument/2006/math" xmlns:v="urn:schemas-microsoft-com:vml" xmlns:wp14="http://schemas.microsoft.com/office/word/2010/wordprocessingDrawing" xmlns:wp="http://schemas.openxmlformats.org/drawingml/2006/wordprocessingDrawing" xmlns:w10="urn:schemas-microsoft-com:office:word" xmlns:w="http://schemas.openxmlformats.org/wordprocessingml/2006/main" xmlns:w14="http://schemas.microsoft.com/office/word/2010/wordml" xmlns:w15="http://schemas.microsoft.com/office/word/2012/wordml" xmlns:wpg="http://schemas.microsoft.com/office/word/2010/wordprocessingGroup" xmlns:wpi="http://schemas.microsoft.com/office/word/2010/wordprocessingInk" xmlns:wne="http://schemas.microsoft.com/office/word/2006/wordml" xmlns:wps="http://schemas.microsoft.com/office/word/2010/wordprocessingShape" xmlns:wpsCustomData="http://www.wps.cn/officeDocument/2013/wpsCustomData" mc:Ignorable="w14 w15 wp14">
+  <w:p/>
 </w:hdr>
 </file>
 
